--- a/DOKU-STUFF/DOKU/LASTENHEFT-MNP.docx
+++ b/DOKU-STUFF/DOKU/LASTENHEFT-MNP.docx
@@ -1,6 +1,6 @@
 
 <file path=word/document.xml><?xml version="1.0" encoding="utf-8"?>
-<w:document xmlns:wpc="http://schemas.microsoft.com/office/word/2010/wordprocessingCanvas" xmlns:cx="http://schemas.microsoft.com/office/drawing/2014/chartex" xmlns:cx1="http://schemas.microsoft.com/office/drawing/2015/9/8/chartex" xmlns:cx2="http://schemas.microsoft.com/office/drawing/2015/10/21/chartex" xmlns:cx3="http://schemas.microsoft.com/office/drawing/2016/5/9/chartex" xmlns:cx4="http://schemas.microsoft.com/office/drawing/2016/5/10/chartex" xmlns:cx5="http://schemas.microsoft.com/office/drawing/2016/5/11/chartex" xmlns:cx6="http://schemas.microsoft.com/office/drawing/2016/5/12/chartex" xmlns:cx7="http://schemas.microsoft.com/office/drawing/2016/5/13/chartex" xmlns:cx8="http://schemas.microsoft.com/office/drawing/2016/5/14/chartex" xmlns:mc="http://schemas.openxmlformats.org/markup-compatibility/2006" xmlns:aink="http://schemas.microsoft.com/office/drawing/2016/ink" xmlns:am3d="http://schemas.microsoft.com/office/drawing/2017/model3d" xmlns:o="urn:schemas-microsoft-com:office:office" xmlns:oel="http://schemas.microsoft.com/office/2019/extlst" xmlns:r="http://schemas.openxmlformats.org/officeDocument/2006/relationships" xmlns:m="http://schemas.openxmlformats.org/officeDocument/2006/math" xmlns:v="urn:schemas-microsoft-com:vml" xmlns:wp14="http://schemas.microsoft.com/office/word/2010/wordprocessingDrawing" xmlns:wp="http://schemas.openxmlformats.org/drawingml/2006/wordprocessingDrawing" xmlns:w10="urn:schemas-microsoft-com:office:word" xmlns:w="http://schemas.openxmlformats.org/wordprocessingml/2006/main" xmlns:w14="http://schemas.microsoft.com/office/word/2010/wordml" xmlns:w15="http://schemas.microsoft.com/office/word/2012/wordml" xmlns:w16cex="http://schemas.microsoft.com/office/word/2018/wordml/cex" xmlns:w16cid="http://schemas.microsoft.com/office/word/2016/wordml/cid" xmlns:w16="http://schemas.microsoft.com/office/word/2018/wordml" xmlns:w16du="http://schemas.microsoft.com/office/word/2023/wordml/word16du" xmlns:w16sdtdh="http://schemas.microsoft.com/office/word/2020/wordml/sdtdatahash" xmlns:w16se="http://schemas.microsoft.com/office/word/2015/wordml/symex" xmlns:wpg="http://schemas.microsoft.com/office/word/2010/wordprocessingGroup" xmlns:wpi="http://schemas.microsoft.com/office/word/2010/wordprocessingInk" xmlns:wne="http://schemas.microsoft.com/office/word/2006/wordml" xmlns:wps="http://schemas.microsoft.com/office/word/2010/wordprocessingShape" mc:Ignorable="w14 w15 w16se w16cid w16 w16cex w16sdtdh w16du wp14">
+<w:document xmlns:wpc="http://schemas.microsoft.com/office/word/2010/wordprocessingCanvas" xmlns:cx="http://schemas.microsoft.com/office/drawing/2014/chartex" xmlns:cx1="http://schemas.microsoft.com/office/drawing/2015/9/8/chartex" xmlns:mc="http://schemas.openxmlformats.org/markup-compatibility/2006" xmlns:o="urn:schemas-microsoft-com:office:office" xmlns:r="http://schemas.openxmlformats.org/officeDocument/2006/relationships" xmlns:m="http://schemas.openxmlformats.org/officeDocument/2006/math" xmlns:v="urn:schemas-microsoft-com:vml" xmlns:wp14="http://schemas.microsoft.com/office/word/2010/wordprocessingDrawing" xmlns:wp="http://schemas.openxmlformats.org/drawingml/2006/wordprocessingDrawing" xmlns:w10="urn:schemas-microsoft-com:office:word" xmlns:w="http://schemas.openxmlformats.org/wordprocessingml/2006/main" xmlns:w14="http://schemas.microsoft.com/office/word/2010/wordml" xmlns:w15="http://schemas.microsoft.com/office/word/2012/wordml" xmlns:w16se="http://schemas.microsoft.com/office/word/2015/wordml/symex" xmlns:wpg="http://schemas.microsoft.com/office/word/2010/wordprocessingGroup" xmlns:wpi="http://schemas.microsoft.com/office/word/2010/wordprocessingInk" xmlns:wne="http://schemas.microsoft.com/office/word/2006/wordml" xmlns:wps="http://schemas.microsoft.com/office/word/2010/wordprocessingShape" mc:Ignorable="w14 w15 w16se wp14">
   <w:body>
     <w:p>
       <w:pPr>
@@ -9,6 +9,7 @@
       <w:r>
         <w:rPr>
           <w:noProof/>
+          <w:lang w:val="de-AT" w:eastAsia="de-AT"/>
         </w:rPr>
         <w:drawing>
           <wp:anchor distT="0" distB="0" distL="114300" distR="114300" simplePos="0" relativeHeight="251658240" behindDoc="1" locked="0" layoutInCell="1" allowOverlap="1" wp14:anchorId="558EB78C" wp14:editId="558EB78D">
@@ -79,8 +80,13 @@
       <w:r>
         <w:t>„</w:t>
       </w:r>
-      <w:r>
-        <w:t>Mimot Nadelschlitten-Prüfadapter</w:t>
+      <w:proofErr w:type="spellStart"/>
+      <w:r>
+        <w:t>Mimot</w:t>
+      </w:r>
+      <w:proofErr w:type="spellEnd"/>
+      <w:r>
+        <w:t xml:space="preserve"> Nadelschlitten-Prüfadapter</w:t>
       </w:r>
       <w:r>
         <w:t>“</w:t>
@@ -122,6 +128,7 @@
                 <w:szCs w:val="20"/>
               </w:rPr>
             </w:pPr>
+            <w:proofErr w:type="spellStart"/>
             <w:r>
               <w:rPr>
                 <w:rFonts w:ascii="Arial" w:hAnsi="Arial" w:cs="Arial"/>
@@ -136,7 +143,16 @@
                 <w:sz w:val="20"/>
                 <w:szCs w:val="20"/>
               </w:rPr>
-              <w:t>Doku.</w:t>
+              <w:t>Doku</w:t>
+            </w:r>
+            <w:proofErr w:type="spellEnd"/>
+            <w:r>
+              <w:rPr>
+                <w:rFonts w:ascii="Arial" w:hAnsi="Arial" w:cs="Arial"/>
+                <w:sz w:val="20"/>
+                <w:szCs w:val="20"/>
+              </w:rPr>
+              <w:t>.</w:t>
             </w:r>
           </w:p>
         </w:tc>
@@ -162,6 +178,7 @@
                 <w:szCs w:val="20"/>
               </w:rPr>
             </w:pPr>
+            <w:proofErr w:type="gramStart"/>
             <w:r>
               <w:rPr>
                 <w:rFonts w:ascii="Arial" w:hAnsi="Arial" w:cs="Arial"/>
@@ -176,7 +193,16 @@
                 <w:sz w:val="20"/>
                 <w:szCs w:val="20"/>
               </w:rPr>
-              <w:t xml:space="preserve">, 2. </w:t>
+              <w:t>,</w:t>
+            </w:r>
+            <w:proofErr w:type="gramEnd"/>
+            <w:r>
+              <w:rPr>
+                <w:rFonts w:ascii="Arial" w:hAnsi="Arial" w:cs="Arial"/>
+                <w:sz w:val="20"/>
+                <w:szCs w:val="20"/>
+              </w:rPr>
+              <w:t xml:space="preserve"> 2. </w:t>
             </w:r>
             <w:r>
               <w:rPr>
@@ -211,13 +237,23 @@
                 <w:szCs w:val="20"/>
               </w:rPr>
             </w:pPr>
-            <w:r>
-              <w:rPr>
-                <w:rFonts w:ascii="Arial" w:hAnsi="Arial" w:cs="Arial"/>
-                <w:sz w:val="20"/>
-                <w:szCs w:val="20"/>
-              </w:rPr>
-              <w:t xml:space="preserve">Kurzbeschreibg., </w:t>
+            <w:proofErr w:type="spellStart"/>
+            <w:r>
+              <w:rPr>
+                <w:rFonts w:ascii="Arial" w:hAnsi="Arial" w:cs="Arial"/>
+                <w:sz w:val="20"/>
+                <w:szCs w:val="20"/>
+              </w:rPr>
+              <w:t>Kurzbeschreibg</w:t>
+            </w:r>
+            <w:proofErr w:type="spellEnd"/>
+            <w:r>
+              <w:rPr>
+                <w:rFonts w:ascii="Arial" w:hAnsi="Arial" w:cs="Arial"/>
+                <w:sz w:val="20"/>
+                <w:szCs w:val="20"/>
+              </w:rPr>
+              <w:t xml:space="preserve">., </w:t>
             </w:r>
             <w:r>
               <w:rPr>
@@ -603,13 +639,23 @@
                 <w:szCs w:val="20"/>
               </w:rPr>
             </w:pPr>
-            <w:r>
-              <w:rPr>
-                <w:rFonts w:ascii="Arial" w:hAnsi="Arial" w:cs="Arial"/>
-                <w:sz w:val="20"/>
-                <w:szCs w:val="20"/>
-              </w:rPr>
-              <w:t>skizze v1.0:</w:t>
+            <w:proofErr w:type="spellStart"/>
+            <w:r>
+              <w:rPr>
+                <w:rFonts w:ascii="Arial" w:hAnsi="Arial" w:cs="Arial"/>
+                <w:sz w:val="20"/>
+                <w:szCs w:val="20"/>
+              </w:rPr>
+              <w:t>skizze</w:t>
+            </w:r>
+            <w:proofErr w:type="spellEnd"/>
+            <w:r>
+              <w:rPr>
+                <w:rFonts w:ascii="Arial" w:hAnsi="Arial" w:cs="Arial"/>
+                <w:sz w:val="20"/>
+                <w:szCs w:val="20"/>
+              </w:rPr>
+              <w:t xml:space="preserve"> v1.0:</w:t>
             </w:r>
             <w:r>
               <w:rPr>
@@ -637,8 +683,19 @@
                 <w:sz w:val="20"/>
                 <w:szCs w:val="20"/>
               </w:rPr>
-              <w:t>- Freihand</w:t>
-            </w:r>
+              <w:t xml:space="preserve">- </w:t>
+            </w:r>
+            <w:proofErr w:type="spellStart"/>
+            <w:r>
+              <w:rPr>
+                <w:rFonts w:ascii="Arial" w:hAnsi="Arial" w:cs="Arial"/>
+                <w:color w:val="808080" w:themeColor="background1" w:themeShade="80"/>
+                <w:sz w:val="20"/>
+                <w:szCs w:val="20"/>
+              </w:rPr>
+              <w:t>Freihand</w:t>
+            </w:r>
+            <w:proofErr w:type="spellEnd"/>
             <w:r>
               <w:rPr>
                 <w:rFonts w:ascii="Arial" w:hAnsi="Arial" w:cs="Arial"/>
@@ -742,6 +799,7 @@
                 <w:noProof/>
                 <w:sz w:val="20"/>
                 <w:szCs w:val="20"/>
+                <w:lang w:val="de-AT" w:eastAsia="de-AT"/>
               </w:rPr>
               <w:drawing>
                 <wp:inline distT="0" distB="0" distL="0" distR="0" wp14:anchorId="7E0DF1F8" wp14:editId="7808BD23">
@@ -810,6 +868,7 @@
               </w:rPr>
               <w:t xml:space="preserve"> </w:t>
             </w:r>
+            <w:proofErr w:type="gramStart"/>
             <w:r>
               <w:rPr>
                 <w:rFonts w:ascii="Arial" w:hAnsi="Arial" w:cs="Arial"/>
@@ -818,6 +877,7 @@
               </w:rPr>
               <w:t>Rahmen-bedingungen</w:t>
             </w:r>
+            <w:proofErr w:type="gramEnd"/>
           </w:p>
           <w:p>
             <w:pPr>
@@ -1032,13 +1092,23 @@
                       <w:lang w:val="de-AT"/>
                     </w:rPr>
                   </w:pPr>
+                  <w:proofErr w:type="spellStart"/>
                   <w:r>
                     <w:rPr>
                       <w:rFonts w:ascii="Arial" w:hAnsi="Arial" w:cs="Arial"/>
                       <w:sz w:val="20"/>
                       <w:szCs w:val="20"/>
                     </w:rPr>
-                    <w:t xml:space="preserve">Print’s: </w:t>
+                    <w:t>Print’s</w:t>
+                  </w:r>
+                  <w:proofErr w:type="spellEnd"/>
+                  <w:r>
+                    <w:rPr>
+                      <w:rFonts w:ascii="Arial" w:hAnsi="Arial" w:cs="Arial"/>
+                      <w:sz w:val="20"/>
+                      <w:szCs w:val="20"/>
+                    </w:rPr>
+                    <w:t xml:space="preserve">: </w:t>
                   </w:r>
                   <w:r>
                     <w:rPr>
@@ -1128,13 +1198,23 @@
                     </w:rPr>
                     <w:t xml:space="preserve">Gehäuse: </w:t>
                   </w:r>
+                  <w:proofErr w:type="spellStart"/>
                   <w:r>
                     <w:rPr>
                       <w:rFonts w:ascii="Arial" w:hAnsi="Arial" w:cs="Arial"/>
                       <w:sz w:val="20"/>
                       <w:szCs w:val="20"/>
                     </w:rPr>
-                    <w:t>Bestückkopf-Gehäuse</w:t>
+                    <w:t>Bestückkopf</w:t>
+                  </w:r>
+                  <w:proofErr w:type="spellEnd"/>
+                  <w:r>
+                    <w:rPr>
+                      <w:rFonts w:ascii="Arial" w:hAnsi="Arial" w:cs="Arial"/>
+                      <w:sz w:val="20"/>
+                      <w:szCs w:val="20"/>
+                    </w:rPr>
+                    <w:t>-Gehäuse</w:t>
                   </w:r>
                 </w:p>
                 <w:p>
@@ -1203,6 +1283,7 @@
                       <w:szCs w:val="20"/>
                     </w:rPr>
                   </w:pPr>
+                  <w:proofErr w:type="spellStart"/>
                   <w:r>
                     <w:rPr>
                       <w:rFonts w:ascii="Arial" w:hAnsi="Arial" w:cs="Arial"/>
@@ -1211,6 +1292,7 @@
                     </w:rPr>
                     <w:t>Inkrementalgeber</w:t>
                   </w:r>
+                  <w:proofErr w:type="spellEnd"/>
                 </w:p>
                 <w:p>
                   <w:pPr>
@@ -1220,6 +1302,7 @@
                       <w:szCs w:val="20"/>
                     </w:rPr>
                   </w:pPr>
+                  <w:proofErr w:type="spellStart"/>
                   <w:r>
                     <w:rPr>
                       <w:rFonts w:ascii="Arial" w:hAnsi="Arial" w:cs="Arial"/>
@@ -1228,6 +1311,7 @@
                     </w:rPr>
                     <w:t>Notaus</w:t>
                   </w:r>
+                  <w:proofErr w:type="spellEnd"/>
                 </w:p>
                 <w:p>
                   <w:pPr>
@@ -1282,7 +1366,25 @@
                       <w:sz w:val="20"/>
                       <w:szCs w:val="20"/>
                     </w:rPr>
-                    <w:t>Schleifen, Fkt.</w:t>
+                    <w:t xml:space="preserve">Schleifen, </w:t>
+                  </w:r>
+                  <w:proofErr w:type="spellStart"/>
+                  <w:r>
+                    <w:rPr>
+                      <w:rFonts w:ascii="Arial" w:hAnsi="Arial" w:cs="Arial"/>
+                      <w:sz w:val="20"/>
+                      <w:szCs w:val="20"/>
+                    </w:rPr>
+                    <w:t>Fkt</w:t>
+                  </w:r>
+                  <w:proofErr w:type="spellEnd"/>
+                  <w:r>
+                    <w:rPr>
+                      <w:rFonts w:ascii="Arial" w:hAnsi="Arial" w:cs="Arial"/>
+                      <w:sz w:val="20"/>
+                      <w:szCs w:val="20"/>
+                    </w:rPr>
+                    <w:t>.</w:t>
                   </w:r>
                   <w:r>
                     <w:rPr>
@@ -1425,13 +1527,23 @@
                       <w:szCs w:val="20"/>
                     </w:rPr>
                   </w:pPr>
+                  <w:proofErr w:type="spellStart"/>
                   <w:r>
                     <w:rPr>
                       <w:rFonts w:ascii="Arial" w:hAnsi="Arial" w:cs="Arial"/>
                       <w:sz w:val="20"/>
                       <w:szCs w:val="20"/>
                     </w:rPr>
-                    <w:t>Bemassgs.zeichng.</w:t>
+                    <w:t>Bemassgs.zeichng</w:t>
+                  </w:r>
+                  <w:proofErr w:type="spellEnd"/>
+                  <w:r>
+                    <w:rPr>
+                      <w:rFonts w:ascii="Arial" w:hAnsi="Arial" w:cs="Arial"/>
+                      <w:sz w:val="20"/>
+                      <w:szCs w:val="20"/>
+                    </w:rPr>
+                    <w:t>.</w:t>
                   </w:r>
                 </w:p>
               </w:tc>
@@ -1510,7 +1622,25 @@
                       <w:sz w:val="20"/>
                       <w:szCs w:val="20"/>
                     </w:rPr>
-                    <w:t xml:space="preserve">SW-Steuerung: Int., Timer, </w:t>
+                    <w:t xml:space="preserve">SW-Steuerung: Int., </w:t>
+                  </w:r>
+                  <w:proofErr w:type="spellStart"/>
+                  <w:r>
+                    <w:rPr>
+                      <w:rFonts w:ascii="Arial" w:hAnsi="Arial" w:cs="Arial"/>
+                      <w:sz w:val="20"/>
+                      <w:szCs w:val="20"/>
+                    </w:rPr>
+                    <w:t>Timer</w:t>
+                  </w:r>
+                  <w:proofErr w:type="spellEnd"/>
+                  <w:r>
+                    <w:rPr>
+                      <w:rFonts w:ascii="Arial" w:hAnsi="Arial" w:cs="Arial"/>
+                      <w:sz w:val="20"/>
+                      <w:szCs w:val="20"/>
+                    </w:rPr>
+                    <w:t xml:space="preserve">, </w:t>
                   </w:r>
                 </w:p>
               </w:tc>
@@ -1674,6 +1804,7 @@
                 <w:szCs w:val="20"/>
               </w:rPr>
             </w:pPr>
+            <w:proofErr w:type="spellStart"/>
             <w:r>
               <w:rPr>
                 <w:rFonts w:ascii="Arial" w:hAnsi="Arial" w:cs="Arial"/>
@@ -1682,6 +1813,7 @@
               </w:rPr>
               <w:t>stellung</w:t>
             </w:r>
+            <w:proofErr w:type="spellEnd"/>
           </w:p>
           <w:p>
             <w:pPr>
@@ -1789,8 +1921,18 @@
                 <w:sz w:val="22"/>
                 <w:szCs w:val="22"/>
               </w:rPr>
-              <w:t xml:space="preserve"> von MIMOT Advantage Bestückautomaten</w:t>
-            </w:r>
+              <w:t xml:space="preserve"> von MIMOT Advantage </w:t>
+            </w:r>
+            <w:proofErr w:type="spellStart"/>
+            <w:r>
+              <w:rPr>
+                <w:rFonts w:ascii="Arial" w:hAnsi="Arial" w:cs="Arial"/>
+                <w:sz w:val="22"/>
+                <w:szCs w:val="22"/>
+              </w:rPr>
+              <w:t>Bestückautomaten</w:t>
+            </w:r>
+            <w:proofErr w:type="spellEnd"/>
             <w:r>
               <w:rPr>
                 <w:rFonts w:ascii="Arial" w:hAnsi="Arial" w:cs="Arial"/>
@@ -2154,6 +2296,7 @@
               </w:rPr>
               <w:t xml:space="preserve">im Adapter </w:t>
             </w:r>
+            <w:proofErr w:type="spellStart"/>
             <w:r>
               <w:rPr>
                 <w:rFonts w:ascii="Arial" w:hAnsi="Arial" w:cs="Arial"/>
@@ -2162,6 +2305,7 @@
               </w:rPr>
               <w:t>montierbar</w:t>
             </w:r>
+            <w:proofErr w:type="spellEnd"/>
             <w:r>
               <w:rPr>
                 <w:rFonts w:ascii="Arial" w:hAnsi="Arial" w:cs="Arial"/>
@@ -2390,7 +2534,25 @@
                 <w:sz w:val="20"/>
                 <w:szCs w:val="20"/>
               </w:rPr>
-              <w:t>In Graf E. : 14 * 8 h = 112h bis 07.01.2025</w:t>
+              <w:t xml:space="preserve">In Graf </w:t>
+            </w:r>
+            <w:proofErr w:type="gramStart"/>
+            <w:r>
+              <w:rPr>
+                <w:rFonts w:ascii="Arial" w:hAnsi="Arial" w:cs="Arial"/>
+                <w:sz w:val="20"/>
+                <w:szCs w:val="20"/>
+              </w:rPr>
+              <w:t>E. :</w:t>
+            </w:r>
+            <w:proofErr w:type="gramEnd"/>
+            <w:r>
+              <w:rPr>
+                <w:rFonts w:ascii="Arial" w:hAnsi="Arial" w:cs="Arial"/>
+                <w:sz w:val="20"/>
+                <w:szCs w:val="20"/>
+              </w:rPr>
+              <w:t xml:space="preserve"> 14 * 8 h = 112h bis 07.01.2025</w:t>
             </w:r>
           </w:p>
           <w:p>
@@ -2454,13 +2616,23 @@
               </w:rPr>
               <w:t xml:space="preserve">: </w:t>
             </w:r>
-            <w:r>
-              <w:rPr>
-                <w:rFonts w:ascii="Arial" w:hAnsi="Arial" w:cs="Arial"/>
-                <w:sz w:val="20"/>
-                <w:szCs w:val="20"/>
-              </w:rPr>
-              <w:t>… . … . 202</w:t>
+            <w:proofErr w:type="gramStart"/>
+            <w:r>
+              <w:rPr>
+                <w:rFonts w:ascii="Arial" w:hAnsi="Arial" w:cs="Arial"/>
+                <w:sz w:val="20"/>
+                <w:szCs w:val="20"/>
+              </w:rPr>
+              <w:t>… .</w:t>
+            </w:r>
+            <w:proofErr w:type="gramEnd"/>
+            <w:r>
+              <w:rPr>
+                <w:rFonts w:ascii="Arial" w:hAnsi="Arial" w:cs="Arial"/>
+                <w:sz w:val="20"/>
+                <w:szCs w:val="20"/>
+              </w:rPr>
+              <w:t xml:space="preserve"> … . 202</w:t>
             </w:r>
             <w:r>
               <w:rPr>
@@ -2568,7 +2740,25 @@
           <w:sz w:val="20"/>
           <w:szCs w:val="20"/>
         </w:rPr>
-        <w:t>Datum: ……, .……, 20</w:t>
+        <w:t>Datum: …</w:t>
+      </w:r>
+      <w:proofErr w:type="gramStart"/>
+      <w:r>
+        <w:rPr>
+          <w:rFonts w:ascii="Arial" w:hAnsi="Arial" w:cs="Arial"/>
+          <w:sz w:val="20"/>
+          <w:szCs w:val="20"/>
+        </w:rPr>
+        <w:t>…, .…</w:t>
+      </w:r>
+      <w:proofErr w:type="gramEnd"/>
+      <w:r>
+        <w:rPr>
+          <w:rFonts w:ascii="Arial" w:hAnsi="Arial" w:cs="Arial"/>
+          <w:sz w:val="20"/>
+          <w:szCs w:val="20"/>
+        </w:rPr>
+        <w:t>…, 20</w:t>
       </w:r>
       <w:r>
         <w:rPr>
@@ -2629,8 +2819,9 @@
           <w:szCs w:val="20"/>
         </w:rPr>
         <w:tab/>
-        <w:t xml:space="preserve">(S, L, LB)  </w:t>
-      </w:r>
+        <w:t xml:space="preserve">(S, L, </w:t>
+      </w:r>
+      <w:proofErr w:type="gramStart"/>
       <w:r>
         <w:rPr>
           <w:rFonts w:ascii="Arial" w:hAnsi="Arial" w:cs="Arial"/>
@@ -2638,7 +2829,25 @@
           <w:sz w:val="20"/>
           <w:szCs w:val="20"/>
         </w:rPr>
+        <w:t xml:space="preserve">LB)  </w:t>
+      </w:r>
+      <w:r>
+        <w:rPr>
+          <w:rFonts w:ascii="Arial" w:hAnsi="Arial" w:cs="Arial"/>
+          <w:i/>
+          <w:sz w:val="20"/>
+          <w:szCs w:val="20"/>
+        </w:rPr>
         <w:tab/>
+      </w:r>
+      <w:proofErr w:type="gramEnd"/>
+      <w:r>
+        <w:rPr>
+          <w:rFonts w:ascii="Arial" w:hAnsi="Arial" w:cs="Arial"/>
+          <w:i/>
+          <w:sz w:val="20"/>
+          <w:szCs w:val="20"/>
+        </w:rPr>
         <w:t>-</w:t>
       </w:r>
     </w:p>
@@ -2774,7 +2983,7 @@
               </wp:anchor>
             </w:drawing>
           </mc:Choice>
-          <mc:Fallback>
+          <mc:Fallback xmlns:w16sdtdh="http://schemas.microsoft.com/office/word/2020/wordml/sdtdatahash" xmlns:w16du="http://schemas.microsoft.com/office/word/2023/wordml/word16du" xmlns:w16="http://schemas.microsoft.com/office/word/2018/wordml" xmlns:w16cid="http://schemas.microsoft.com/office/word/2016/wordml/cid" xmlns:w16cex="http://schemas.microsoft.com/office/word/2018/wordml/cex" xmlns:oel="http://schemas.microsoft.com/office/2019/extlst" xmlns:am3d="http://schemas.microsoft.com/office/drawing/2017/model3d" xmlns:aink="http://schemas.microsoft.com/office/drawing/2016/ink" xmlns:cx8="http://schemas.microsoft.com/office/drawing/2016/5/14/chartex" xmlns:cx7="http://schemas.microsoft.com/office/drawing/2016/5/13/chartex" xmlns:cx6="http://schemas.microsoft.com/office/drawing/2016/5/12/chartex" xmlns:cx5="http://schemas.microsoft.com/office/drawing/2016/5/11/chartex" xmlns:cx4="http://schemas.microsoft.com/office/drawing/2016/5/10/chartex" xmlns:cx3="http://schemas.microsoft.com/office/drawing/2016/5/9/chartex" xmlns:cx2="http://schemas.microsoft.com/office/drawing/2015/10/21/chartex">
             <w:pict>
               <v:shapetype w14:anchorId="404BA4DD" id="_x0000_t32" coordsize="21600,21600" o:spt="32" o:oned="t" path="m,l21600,21600e" filled="f">
                 <v:path arrowok="t" fillok="f" o:connecttype="none"/>
@@ -2883,7 +3092,7 @@
               </wp:anchor>
             </w:drawing>
           </mc:Choice>
-          <mc:Fallback>
+          <mc:Fallback xmlns:w16sdtdh="http://schemas.microsoft.com/office/word/2020/wordml/sdtdatahash" xmlns:w16du="http://schemas.microsoft.com/office/word/2023/wordml/word16du" xmlns:w16="http://schemas.microsoft.com/office/word/2018/wordml" xmlns:w16cid="http://schemas.microsoft.com/office/word/2016/wordml/cid" xmlns:w16cex="http://schemas.microsoft.com/office/word/2018/wordml/cex" xmlns:oel="http://schemas.microsoft.com/office/2019/extlst" xmlns:am3d="http://schemas.microsoft.com/office/drawing/2017/model3d" xmlns:aink="http://schemas.microsoft.com/office/drawing/2016/ink" xmlns:cx8="http://schemas.microsoft.com/office/drawing/2016/5/14/chartex" xmlns:cx7="http://schemas.microsoft.com/office/drawing/2016/5/13/chartex" xmlns:cx6="http://schemas.microsoft.com/office/drawing/2016/5/12/chartex" xmlns:cx5="http://schemas.microsoft.com/office/drawing/2016/5/11/chartex" xmlns:cx4="http://schemas.microsoft.com/office/drawing/2016/5/10/chartex" xmlns:cx3="http://schemas.microsoft.com/office/drawing/2016/5/9/chartex" xmlns:cx2="http://schemas.microsoft.com/office/drawing/2015/10/21/chartex">
             <w:pict>
               <v:shapetype w14:anchorId="02DEADDE" id="_x0000_t202" coordsize="21600,21600" o:spt="202" path="m,l,21600r21600,l21600,xe">
                 <v:stroke joinstyle="miter"/>
@@ -3023,7 +3232,7 @@
               </wp:anchor>
             </w:drawing>
           </mc:Choice>
-          <mc:Fallback>
+          <mc:Fallback xmlns:w16sdtdh="http://schemas.microsoft.com/office/word/2020/wordml/sdtdatahash" xmlns:w16du="http://schemas.microsoft.com/office/word/2023/wordml/word16du" xmlns:w16="http://schemas.microsoft.com/office/word/2018/wordml" xmlns:w16cid="http://schemas.microsoft.com/office/word/2016/wordml/cid" xmlns:w16cex="http://schemas.microsoft.com/office/word/2018/wordml/cex" xmlns:oel="http://schemas.microsoft.com/office/2019/extlst" xmlns:am3d="http://schemas.microsoft.com/office/drawing/2017/model3d" xmlns:aink="http://schemas.microsoft.com/office/drawing/2016/ink" xmlns:cx8="http://schemas.microsoft.com/office/drawing/2016/5/14/chartex" xmlns:cx7="http://schemas.microsoft.com/office/drawing/2016/5/13/chartex" xmlns:cx6="http://schemas.microsoft.com/office/drawing/2016/5/12/chartex" xmlns:cx5="http://schemas.microsoft.com/office/drawing/2016/5/11/chartex" xmlns:cx4="http://schemas.microsoft.com/office/drawing/2016/5/10/chartex" xmlns:cx3="http://schemas.microsoft.com/office/drawing/2016/5/9/chartex" xmlns:cx2="http://schemas.microsoft.com/office/drawing/2015/10/21/chartex">
             <w:pict>
               <v:shape w14:anchorId="003D40A0" id="Textfeld 9" o:spid="_x0000_s1027" type="#_x0000_t202" style="position:absolute;margin-left:309.85pt;margin-top:319.85pt;width:48.9pt;height:33.7pt;z-index:251717632;visibility:visible;mso-wrap-style:square;mso-width-percent:0;mso-height-percent:0;mso-wrap-distance-left:9pt;mso-wrap-distance-top:0;mso-wrap-distance-right:9pt;mso-wrap-distance-bottom:0;mso-position-horizontal:absolute;mso-position-horizontal-relative:text;mso-position-vertical:absolute;mso-position-vertical-relative:text;mso-width-percent:0;mso-height-percent:0;mso-width-relative:margin;mso-height-relative:margin;v-text-anchor:top" o:gfxdata="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" fillcolor="white [3201]" strokeweight=".5pt">
                 <v:textbox>
@@ -3138,7 +3347,7 @@
               </wp:anchor>
             </w:drawing>
           </mc:Choice>
-          <mc:Fallback>
+          <mc:Fallback xmlns:w16sdtdh="http://schemas.microsoft.com/office/word/2020/wordml/sdtdatahash" xmlns:w16du="http://schemas.microsoft.com/office/word/2023/wordml/word16du" xmlns:w16="http://schemas.microsoft.com/office/word/2018/wordml" xmlns:w16cid="http://schemas.microsoft.com/office/word/2016/wordml/cid" xmlns:w16cex="http://schemas.microsoft.com/office/word/2018/wordml/cex" xmlns:oel="http://schemas.microsoft.com/office/2019/extlst" xmlns:am3d="http://schemas.microsoft.com/office/drawing/2017/model3d" xmlns:aink="http://schemas.microsoft.com/office/drawing/2016/ink" xmlns:cx8="http://schemas.microsoft.com/office/drawing/2016/5/14/chartex" xmlns:cx7="http://schemas.microsoft.com/office/drawing/2016/5/13/chartex" xmlns:cx6="http://schemas.microsoft.com/office/drawing/2016/5/12/chartex" xmlns:cx5="http://schemas.microsoft.com/office/drawing/2016/5/11/chartex" xmlns:cx4="http://schemas.microsoft.com/office/drawing/2016/5/10/chartex" xmlns:cx3="http://schemas.microsoft.com/office/drawing/2016/5/9/chartex" xmlns:cx2="http://schemas.microsoft.com/office/drawing/2015/10/21/chartex">
             <w:pict>
               <v:shape w14:anchorId="2E2D8653" id="Textfeld 10" o:spid="_x0000_s1028" type="#_x0000_t202" style="position:absolute;margin-left:271.5pt;margin-top:326pt;width:25.5pt;height:19.15pt;z-index:251719680;visibility:visible;mso-wrap-style:square;mso-wrap-distance-left:9pt;mso-wrap-distance-top:0;mso-wrap-distance-right:9pt;mso-wrap-distance-bottom:0;mso-position-horizontal:absolute;mso-position-horizontal-relative:text;mso-position-vertical:absolute;mso-position-vertical-relative:text;v-text-anchor:top" o:gfxdata="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" fillcolor="white [3201]" strokeweight=".5pt">
                 <v:textbox>
@@ -3218,11 +3427,19 @@
                                 <w:lang w:val="de-AT"/>
                               </w:rPr>
                             </w:pPr>
+                            <w:proofErr w:type="spellStart"/>
                             <w:r>
                               <w:rPr>
                                 <w:lang w:val="de-AT"/>
                               </w:rPr>
-                              <w:t>Bestückkopf Rückseite</w:t>
+                              <w:t>Bestückkopf</w:t>
+                            </w:r>
+                            <w:proofErr w:type="spellEnd"/>
+                            <w:r>
+                              <w:rPr>
+                                <w:lang w:val="de-AT"/>
+                              </w:rPr>
+                              <w:t xml:space="preserve"> Rückseite</w:t>
                             </w:r>
                           </w:p>
                         </w:txbxContent>
@@ -3245,7 +3462,7 @@
               </wp:anchor>
             </w:drawing>
           </mc:Choice>
-          <mc:Fallback>
+          <mc:Fallback xmlns:w16sdtdh="http://schemas.microsoft.com/office/word/2020/wordml/sdtdatahash" xmlns:w16du="http://schemas.microsoft.com/office/word/2023/wordml/word16du" xmlns:w16="http://schemas.microsoft.com/office/word/2018/wordml" xmlns:w16cid="http://schemas.microsoft.com/office/word/2016/wordml/cid" xmlns:w16cex="http://schemas.microsoft.com/office/word/2018/wordml/cex" xmlns:oel="http://schemas.microsoft.com/office/2019/extlst" xmlns:am3d="http://schemas.microsoft.com/office/drawing/2017/model3d" xmlns:aink="http://schemas.microsoft.com/office/drawing/2016/ink" xmlns:cx8="http://schemas.microsoft.com/office/drawing/2016/5/14/chartex" xmlns:cx7="http://schemas.microsoft.com/office/drawing/2016/5/13/chartex" xmlns:cx6="http://schemas.microsoft.com/office/drawing/2016/5/12/chartex" xmlns:cx5="http://schemas.microsoft.com/office/drawing/2016/5/11/chartex" xmlns:cx4="http://schemas.microsoft.com/office/drawing/2016/5/10/chartex" xmlns:cx3="http://schemas.microsoft.com/office/drawing/2016/5/9/chartex" xmlns:cx2="http://schemas.microsoft.com/office/drawing/2015/10/21/chartex">
             <w:pict>
               <v:shape w14:anchorId="13F78874" id="Textfeld 7" o:spid="_x0000_s1029" type="#_x0000_t202" style="position:absolute;margin-left:5.3pt;margin-top:29.65pt;width:81.55pt;height:37.35pt;z-index:251701248;visibility:visible;mso-wrap-style:square;mso-width-percent:0;mso-height-percent:0;mso-wrap-distance-left:9pt;mso-wrap-distance-top:0;mso-wrap-distance-right:9pt;mso-wrap-distance-bottom:0;mso-position-horizontal:absolute;mso-position-horizontal-relative:text;mso-position-vertical:absolute;mso-position-vertical-relative:text;mso-width-percent:0;mso-height-percent:0;mso-width-relative:margin;mso-height-relative:margin;v-text-anchor:top" o:gfxdata="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" fillcolor="white [3201]" strokeweight=".5pt">
                 <v:textbox>
@@ -3347,7 +3564,7 @@
               </wp:anchor>
             </w:drawing>
           </mc:Choice>
-          <mc:Fallback>
+          <mc:Fallback xmlns:w16sdtdh="http://schemas.microsoft.com/office/word/2020/wordml/sdtdatahash" xmlns:w16du="http://schemas.microsoft.com/office/word/2023/wordml/word16du" xmlns:w16="http://schemas.microsoft.com/office/word/2018/wordml" xmlns:w16cid="http://schemas.microsoft.com/office/word/2016/wordml/cid" xmlns:w16cex="http://schemas.microsoft.com/office/word/2018/wordml/cex" xmlns:oel="http://schemas.microsoft.com/office/2019/extlst" xmlns:am3d="http://schemas.microsoft.com/office/drawing/2017/model3d" xmlns:aink="http://schemas.microsoft.com/office/drawing/2016/ink" xmlns:cx8="http://schemas.microsoft.com/office/drawing/2016/5/14/chartex" xmlns:cx7="http://schemas.microsoft.com/office/drawing/2016/5/13/chartex" xmlns:cx6="http://schemas.microsoft.com/office/drawing/2016/5/12/chartex" xmlns:cx5="http://schemas.microsoft.com/office/drawing/2016/5/11/chartex" xmlns:cx4="http://schemas.microsoft.com/office/drawing/2016/5/10/chartex" xmlns:cx3="http://schemas.microsoft.com/office/drawing/2016/5/9/chartex" xmlns:cx2="http://schemas.microsoft.com/office/drawing/2015/10/21/chartex">
             <w:pict>
               <v:shape w14:anchorId="224DE8DE" id="Textfeld 8" o:spid="_x0000_s1030" type="#_x0000_t202" style="position:absolute;margin-left:-2.45pt;margin-top:393.3pt;width:116.2pt;height:24.7pt;z-index:251702272;visibility:visible;mso-wrap-style:square;mso-width-percent:0;mso-height-percent:0;mso-wrap-distance-left:9pt;mso-wrap-distance-top:0;mso-wrap-distance-right:9pt;mso-wrap-distance-bottom:0;mso-position-horizontal:absolute;mso-position-horizontal-relative:text;mso-position-vertical:absolute;mso-position-vertical-relative:text;mso-width-percent:0;mso-height-percent:0;mso-width-relative:margin;mso-height-relative:margin;v-text-anchor:top" o:gfxdata="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" fillcolor="white [3201]" strokeweight=".5pt">
                 <v:textbox>
@@ -3430,6 +3647,12 @@
                               </w:rPr>
                               <w:t>Lichtschrank</w:t>
                             </w:r>
+                            <w:r>
+                              <w:rPr>
+                                <w:lang w:val="de-AT"/>
+                              </w:rPr>
+                              <w:t>e</w:t>
+                            </w:r>
                           </w:p>
                         </w:txbxContent>
                       </wps:txbx>
@@ -3453,7 +3676,11 @@
           </mc:Choice>
           <mc:Fallback>
             <w:pict>
-              <v:shape w14:anchorId="097D7F9C" id="_x0000_s1031" type="#_x0000_t202" style="position:absolute;margin-left:408.7pt;margin-top:161.9pt;width:85.8pt;height:23.05pt;z-index:251673392;visibility:visible;mso-wrap-style:square;mso-width-percent:0;mso-height-percent:0;mso-wrap-distance-left:9pt;mso-wrap-distance-top:0;mso-wrap-distance-right:9pt;mso-wrap-distance-bottom:0;mso-position-horizontal:absolute;mso-position-horizontal-relative:margin;mso-position-vertical:absolute;mso-position-vertical-relative:text;mso-width-percent:0;mso-height-percent:0;mso-width-relative:margin;mso-height-relative:margin;v-text-anchor:top" o:gfxdata="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" fillcolor="white [3201]" strokecolor="#c0504d [3205]" strokeweight="2pt">
+              <v:shapetype w14:anchorId="097D7F9C" id="_x0000_t202" coordsize="21600,21600" o:spt="202" path="m,l,21600r21600,l21600,xe">
+                <v:stroke joinstyle="miter"/>
+                <v:path gradientshapeok="t" o:connecttype="rect"/>
+              </v:shapetype>
+              <v:shape id="_x0000_s1031" type="#_x0000_t202" style="position:absolute;margin-left:408.7pt;margin-top:161.9pt;width:85.8pt;height:23.05pt;z-index:251673392;visibility:visible;mso-wrap-style:square;mso-width-percent:0;mso-height-percent:0;mso-wrap-distance-left:9pt;mso-wrap-distance-top:0;mso-wrap-distance-right:9pt;mso-wrap-distance-bottom:0;mso-position-horizontal:absolute;mso-position-horizontal-relative:margin;mso-position-vertical:absolute;mso-position-vertical-relative:text;mso-width-percent:0;mso-height-percent:0;mso-width-relative:margin;mso-height-relative:margin;v-text-anchor:top" o:gfxdata="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" fillcolor="white [3201]" strokecolor="#c0504d [3205]" strokeweight="2pt">
                 <v:textbox>
                   <w:txbxContent>
                     <w:p>
@@ -3467,6 +3694,12 @@
                           <w:lang w:val="de-AT"/>
                         </w:rPr>
                         <w:t>Lichtschrank</w:t>
+                      </w:r>
+                      <w:r>
+                        <w:rPr>
+                          <w:lang w:val="de-AT"/>
+                        </w:rPr>
+                        <w:t>e</w:t>
                       </w:r>
                     </w:p>
                   </w:txbxContent>
@@ -3626,7 +3859,7 @@
               </wp:anchor>
             </w:drawing>
           </mc:Choice>
-          <mc:Fallback>
+          <mc:Fallback xmlns:w16sdtdh="http://schemas.microsoft.com/office/word/2020/wordml/sdtdatahash" xmlns:w16du="http://schemas.microsoft.com/office/word/2023/wordml/word16du" xmlns:w16="http://schemas.microsoft.com/office/word/2018/wordml" xmlns:w16cid="http://schemas.microsoft.com/office/word/2016/wordml/cid" xmlns:w16cex="http://schemas.microsoft.com/office/word/2018/wordml/cex" xmlns:oel="http://schemas.microsoft.com/office/2019/extlst" xmlns:am3d="http://schemas.microsoft.com/office/drawing/2017/model3d" xmlns:aink="http://schemas.microsoft.com/office/drawing/2016/ink" xmlns:cx8="http://schemas.microsoft.com/office/drawing/2016/5/14/chartex" xmlns:cx7="http://schemas.microsoft.com/office/drawing/2016/5/13/chartex" xmlns:cx6="http://schemas.microsoft.com/office/drawing/2016/5/12/chartex" xmlns:cx5="http://schemas.microsoft.com/office/drawing/2016/5/11/chartex" xmlns:cx4="http://schemas.microsoft.com/office/drawing/2016/5/10/chartex" xmlns:cx3="http://schemas.microsoft.com/office/drawing/2016/5/9/chartex" xmlns:cx2="http://schemas.microsoft.com/office/drawing/2015/10/21/chartex">
             <w:pict>
               <v:shape w14:anchorId="012AFDE1" id="_x0000_s1032" type="#_x0000_t202" style="position:absolute;margin-left:363.6pt;margin-top:58.6pt;width:78pt;height:21.5pt;z-index:251672984;visibility:visible;mso-wrap-style:square;mso-width-percent:0;mso-height-percent:0;mso-wrap-distance-left:9pt;mso-wrap-distance-top:0;mso-wrap-distance-right:9pt;mso-wrap-distance-bottom:0;mso-position-horizontal:absolute;mso-position-horizontal-relative:text;mso-position-vertical:absolute;mso-position-vertical-relative:text;mso-width-percent:0;mso-height-percent:0;mso-width-relative:margin;mso-height-relative:margin;v-text-anchor:top" o:gfxdata="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" fillcolor="white [3201]" strokecolor="#4bacc6 [3208]" strokeweight="2pt">
                 <v:textbox>
@@ -3715,6 +3948,14 @@
                               </w:rPr>
                               <w:t>Lichtschrank</w:t>
                             </w:r>
+                            <w:r>
+                              <w:rPr>
+                                <w:lang w:val="de-AT"/>
+                              </w:rPr>
+                              <w:t>e</w:t>
+                            </w:r>
+                            <w:bookmarkStart w:id="2" w:name="_GoBack"/>
+                            <w:bookmarkEnd w:id="2"/>
                           </w:p>
                           <w:p>
                             <w:pPr>
@@ -3729,6 +3970,7 @@
                               </w:rPr>
                               <w:t>(Nadel-oben-</w:t>
                             </w:r>
+                            <w:proofErr w:type="gramStart"/>
                             <w:r>
                               <w:rPr>
                                 <w:lang w:val="de-AT"/>
@@ -3741,6 +3983,7 @@
                               </w:rPr>
                               <w:t>ensor )</w:t>
                             </w:r>
+                            <w:proofErr w:type="gramEnd"/>
                           </w:p>
                           <w:p>
                             <w:pPr>
@@ -3772,7 +4015,7 @@
           </mc:Choice>
           <mc:Fallback>
             <w:pict>
-              <v:shape w14:anchorId="0416008B" id="_x0000_s1033" type="#_x0000_t202" style="position:absolute;margin-left:268.85pt;margin-top:.6pt;width:121.15pt;height:36.7pt;z-index:251673188;visibility:visible;mso-wrap-style:square;mso-width-percent:0;mso-height-percent:0;mso-wrap-distance-left:9pt;mso-wrap-distance-top:0;mso-wrap-distance-right:9pt;mso-wrap-distance-bottom:0;mso-position-horizontal:absolute;mso-position-horizontal-relative:text;mso-position-vertical:absolute;mso-position-vertical-relative:text;mso-width-percent:0;mso-height-percent:0;mso-width-relative:margin;mso-height-relative:margin;v-text-anchor:top" o:gfxdata="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" fillcolor="white [3201]" strokecolor="#c0504d [3205]" strokeweight="2pt">
+              <v:shape w14:anchorId="0416008B" id="_x0000_s1033" type="#_x0000_t202" style="position:absolute;margin-left:268.85pt;margin-top:.6pt;width:121.15pt;height:36.7pt;z-index:251673188;visibility:visible;mso-wrap-style:square;mso-width-percent:0;mso-height-percent:0;mso-wrap-distance-left:9pt;mso-wrap-distance-top:0;mso-wrap-distance-right:9pt;mso-wrap-distance-bottom:0;mso-position-horizontal:absolute;mso-position-horizontal-relative:text;mso-position-vertical:absolute;mso-position-vertical-relative:text;mso-width-percent:0;mso-height-percent:0;mso-width-relative:margin;mso-height-relative:margin;v-text-anchor:top" o:gfxdata="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" fillcolor="white [3201]" strokecolor="#c0504d [3205]" strokeweight="2pt">
                 <v:textbox>
                   <w:txbxContent>
                     <w:p>
@@ -3788,6 +4031,14 @@
                         </w:rPr>
                         <w:t>Lichtschrank</w:t>
                       </w:r>
+                      <w:r>
+                        <w:rPr>
+                          <w:lang w:val="de-AT"/>
+                        </w:rPr>
+                        <w:t>e</w:t>
+                      </w:r>
+                      <w:bookmarkStart w:id="3" w:name="_GoBack"/>
+                      <w:bookmarkEnd w:id="3"/>
                     </w:p>
                     <w:p>
                       <w:pPr>
@@ -3802,6 +4053,7 @@
                         </w:rPr>
                         <w:t>(Nadel-oben-</w:t>
                       </w:r>
+                      <w:proofErr w:type="gramStart"/>
                       <w:r>
                         <w:rPr>
                           <w:lang w:val="de-AT"/>
@@ -3814,6 +4066,7 @@
                         </w:rPr>
                         <w:t>ensor )</w:t>
                       </w:r>
+                      <w:proofErr w:type="gramEnd"/>
                     </w:p>
                     <w:p>
                       <w:pPr>
@@ -3920,7 +4173,7 @@
               </wp:anchor>
             </w:drawing>
           </mc:Choice>
-          <mc:Fallback>
+          <mc:Fallback xmlns:w16sdtdh="http://schemas.microsoft.com/office/word/2020/wordml/sdtdatahash" xmlns:w16du="http://schemas.microsoft.com/office/word/2023/wordml/word16du" xmlns:w16="http://schemas.microsoft.com/office/word/2018/wordml" xmlns:w16cid="http://schemas.microsoft.com/office/word/2016/wordml/cid" xmlns:w16cex="http://schemas.microsoft.com/office/word/2018/wordml/cex" xmlns:oel="http://schemas.microsoft.com/office/2019/extlst" xmlns:am3d="http://schemas.microsoft.com/office/drawing/2017/model3d" xmlns:aink="http://schemas.microsoft.com/office/drawing/2016/ink" xmlns:cx8="http://schemas.microsoft.com/office/drawing/2016/5/14/chartex" xmlns:cx7="http://schemas.microsoft.com/office/drawing/2016/5/13/chartex" xmlns:cx6="http://schemas.microsoft.com/office/drawing/2016/5/12/chartex" xmlns:cx5="http://schemas.microsoft.com/office/drawing/2016/5/11/chartex" xmlns:cx4="http://schemas.microsoft.com/office/drawing/2016/5/10/chartex" xmlns:cx3="http://schemas.microsoft.com/office/drawing/2016/5/9/chartex" xmlns:cx2="http://schemas.microsoft.com/office/drawing/2015/10/21/chartex">
             <w:pict>
               <v:shape w14:anchorId="74CCE12E" id="Textfeld 4" o:spid="_x0000_s1034" type="#_x0000_t202" style="position:absolute;margin-left:173.1pt;margin-top:29.35pt;width:94pt;height:21pt;z-index:251672780;visibility:visible;mso-wrap-style:square;mso-width-percent:0;mso-height-percent:0;mso-wrap-distance-left:9pt;mso-wrap-distance-top:0;mso-wrap-distance-right:9pt;mso-wrap-distance-bottom:0;mso-position-horizontal:absolute;mso-position-horizontal-relative:text;mso-position-vertical:absolute;mso-position-vertical-relative:text;mso-width-percent:0;mso-height-percent:0;mso-width-relative:margin;mso-height-relative:margin;v-text-anchor:top" o:gfxdata="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" fillcolor="white [3201]" strokecolor="#9bbb59 [3206]" strokeweight="2pt">
                 <v:textbox>
@@ -4015,7 +4268,7 @@
               </wp:anchor>
             </w:drawing>
           </mc:Choice>
-          <mc:Fallback>
+          <mc:Fallback xmlns:w16sdtdh="http://schemas.microsoft.com/office/word/2020/wordml/sdtdatahash" xmlns:w16du="http://schemas.microsoft.com/office/word/2023/wordml/word16du" xmlns:w16="http://schemas.microsoft.com/office/word/2018/wordml" xmlns:w16cid="http://schemas.microsoft.com/office/word/2016/wordml/cid" xmlns:w16cex="http://schemas.microsoft.com/office/word/2018/wordml/cex" xmlns:oel="http://schemas.microsoft.com/office/2019/extlst" xmlns:am3d="http://schemas.microsoft.com/office/drawing/2017/model3d" xmlns:aink="http://schemas.microsoft.com/office/drawing/2016/ink" xmlns:cx8="http://schemas.microsoft.com/office/drawing/2016/5/14/chartex" xmlns:cx7="http://schemas.microsoft.com/office/drawing/2016/5/13/chartex" xmlns:cx6="http://schemas.microsoft.com/office/drawing/2016/5/12/chartex" xmlns:cx5="http://schemas.microsoft.com/office/drawing/2016/5/11/chartex" xmlns:cx4="http://schemas.microsoft.com/office/drawing/2016/5/10/chartex" xmlns:cx3="http://schemas.microsoft.com/office/drawing/2016/5/9/chartex" xmlns:cx2="http://schemas.microsoft.com/office/drawing/2015/10/21/chartex">
             <w:pict>
               <v:shapetype w14:anchorId="7F9728A6" id="_x0000_t32" coordsize="21600,21600" o:spt="32" o:oned="t" path="m,l21600,21600e" filled="f">
                 <v:path arrowok="t" fillok="f" o:connecttype="none"/>
@@ -4092,7 +4345,7 @@
               </wp:anchor>
             </w:drawing>
           </mc:Choice>
-          <mc:Fallback>
+          <mc:Fallback xmlns:w16sdtdh="http://schemas.microsoft.com/office/word/2020/wordml/sdtdatahash" xmlns:w16du="http://schemas.microsoft.com/office/word/2023/wordml/word16du" xmlns:w16="http://schemas.microsoft.com/office/word/2018/wordml" xmlns:w16cid="http://schemas.microsoft.com/office/word/2016/wordml/cid" xmlns:w16cex="http://schemas.microsoft.com/office/word/2018/wordml/cex" xmlns:oel="http://schemas.microsoft.com/office/2019/extlst" xmlns:am3d="http://schemas.microsoft.com/office/drawing/2017/model3d" xmlns:aink="http://schemas.microsoft.com/office/drawing/2016/ink" xmlns:cx8="http://schemas.microsoft.com/office/drawing/2016/5/14/chartex" xmlns:cx7="http://schemas.microsoft.com/office/drawing/2016/5/13/chartex" xmlns:cx6="http://schemas.microsoft.com/office/drawing/2016/5/12/chartex" xmlns:cx5="http://schemas.microsoft.com/office/drawing/2016/5/11/chartex" xmlns:cx4="http://schemas.microsoft.com/office/drawing/2016/5/10/chartex" xmlns:cx3="http://schemas.microsoft.com/office/drawing/2016/5/9/chartex" xmlns:cx2="http://schemas.microsoft.com/office/drawing/2015/10/21/chartex">
             <w:pict>
               <v:shape w14:anchorId="301FFE90" id="Gerade Verbindung mit Pfeil 3" o:spid="_x0000_s1026" type="#_x0000_t32" style="position:absolute;margin-left:328.6pt;margin-top:38.9pt;width:29.1pt;height:84.5pt;z-index:251684044;visibility:visible;mso-wrap-style:square;mso-width-percent:0;mso-height-percent:0;mso-wrap-distance-left:9pt;mso-wrap-distance-top:0;mso-wrap-distance-right:9pt;mso-wrap-distance-bottom:0;mso-position-horizontal:absolute;mso-position-horizontal-relative:text;mso-position-vertical:absolute;mso-position-vertical-relative:text;mso-width-percent:0;mso-height-percent:0;mso-width-relative:margin;mso-height-relative:margin" o:gfxdata="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" strokecolor="#bc4542 [3045]" strokeweight="4.5pt">
                 <v:stroke endarrow="block"/>
@@ -4165,7 +4418,7 @@
               </wp:anchor>
             </w:drawing>
           </mc:Choice>
-          <mc:Fallback>
+          <mc:Fallback xmlns:w16sdtdh="http://schemas.microsoft.com/office/word/2020/wordml/sdtdatahash" xmlns:w16du="http://schemas.microsoft.com/office/word/2023/wordml/word16du" xmlns:w16="http://schemas.microsoft.com/office/word/2018/wordml" xmlns:w16cid="http://schemas.microsoft.com/office/word/2016/wordml/cid" xmlns:w16cex="http://schemas.microsoft.com/office/word/2018/wordml/cex" xmlns:oel="http://schemas.microsoft.com/office/2019/extlst" xmlns:am3d="http://schemas.microsoft.com/office/drawing/2017/model3d" xmlns:aink="http://schemas.microsoft.com/office/drawing/2016/ink" xmlns:cx8="http://schemas.microsoft.com/office/drawing/2016/5/14/chartex" xmlns:cx7="http://schemas.microsoft.com/office/drawing/2016/5/13/chartex" xmlns:cx6="http://schemas.microsoft.com/office/drawing/2016/5/12/chartex" xmlns:cx5="http://schemas.microsoft.com/office/drawing/2016/5/11/chartex" xmlns:cx4="http://schemas.microsoft.com/office/drawing/2016/5/10/chartex" xmlns:cx3="http://schemas.microsoft.com/office/drawing/2016/5/9/chartex" xmlns:cx2="http://schemas.microsoft.com/office/drawing/2015/10/21/chartex">
             <w:pict>
               <v:shape w14:anchorId="2FA46B3C" id="Gerade Verbindung mit Pfeil 3" o:spid="_x0000_s1026" type="#_x0000_t32" style="position:absolute;margin-left:372.1pt;margin-top:81.15pt;width:28.25pt;height:91.1pt;flip:x;z-index:251682406;visibility:visible;mso-wrap-style:square;mso-width-percent:0;mso-height-percent:0;mso-wrap-distance-left:9pt;mso-wrap-distance-top:0;mso-wrap-distance-right:9pt;mso-wrap-distance-bottom:0;mso-position-horizontal:absolute;mso-position-horizontal-relative:text;mso-position-vertical:absolute;mso-position-vertical-relative:text;mso-width-percent:0;mso-height-percent:0;mso-width-relative:margin;mso-height-relative:margin" o:gfxdata="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" strokecolor="#bc4542 [3045]" strokeweight="4.5pt">
                 <v:stroke endarrow="block"/>
@@ -4238,7 +4491,7 @@
               </wp:anchor>
             </w:drawing>
           </mc:Choice>
-          <mc:Fallback>
+          <mc:Fallback xmlns:w16sdtdh="http://schemas.microsoft.com/office/word/2020/wordml/sdtdatahash" xmlns:w16du="http://schemas.microsoft.com/office/word/2023/wordml/word16du" xmlns:w16="http://schemas.microsoft.com/office/word/2018/wordml" xmlns:w16cid="http://schemas.microsoft.com/office/word/2016/wordml/cid" xmlns:w16cex="http://schemas.microsoft.com/office/word/2018/wordml/cex" xmlns:oel="http://schemas.microsoft.com/office/2019/extlst" xmlns:am3d="http://schemas.microsoft.com/office/drawing/2017/model3d" xmlns:aink="http://schemas.microsoft.com/office/drawing/2016/ink" xmlns:cx8="http://schemas.microsoft.com/office/drawing/2016/5/14/chartex" xmlns:cx7="http://schemas.microsoft.com/office/drawing/2016/5/13/chartex" xmlns:cx6="http://schemas.microsoft.com/office/drawing/2016/5/12/chartex" xmlns:cx5="http://schemas.microsoft.com/office/drawing/2016/5/11/chartex" xmlns:cx4="http://schemas.microsoft.com/office/drawing/2016/5/10/chartex" xmlns:cx3="http://schemas.microsoft.com/office/drawing/2016/5/9/chartex" xmlns:cx2="http://schemas.microsoft.com/office/drawing/2015/10/21/chartex">
             <w:pict>
               <v:shapetype w14:anchorId="01430633" id="_x0000_t32" coordsize="21600,21600" o:spt="32" o:oned="t" path="m,l21600,21600e" filled="f">
                 <v:path arrowok="t" fillok="f" o:connecttype="none"/>
@@ -4471,7 +4724,7 @@
               </wp:anchor>
             </w:drawing>
           </mc:Choice>
-          <mc:Fallback>
+          <mc:Fallback xmlns:w16sdtdh="http://schemas.microsoft.com/office/word/2020/wordml/sdtdatahash" xmlns:w16du="http://schemas.microsoft.com/office/word/2023/wordml/word16du" xmlns:w16="http://schemas.microsoft.com/office/word/2018/wordml" xmlns:w16cid="http://schemas.microsoft.com/office/word/2016/wordml/cid" xmlns:w16cex="http://schemas.microsoft.com/office/word/2018/wordml/cex" xmlns:oel="http://schemas.microsoft.com/office/2019/extlst" xmlns:am3d="http://schemas.microsoft.com/office/drawing/2017/model3d" xmlns:aink="http://schemas.microsoft.com/office/drawing/2016/ink" xmlns:cx8="http://schemas.microsoft.com/office/drawing/2016/5/14/chartex" xmlns:cx7="http://schemas.microsoft.com/office/drawing/2016/5/13/chartex" xmlns:cx6="http://schemas.microsoft.com/office/drawing/2016/5/12/chartex" xmlns:cx5="http://schemas.microsoft.com/office/drawing/2016/5/11/chartex" xmlns:cx4="http://schemas.microsoft.com/office/drawing/2016/5/10/chartex" xmlns:cx3="http://schemas.microsoft.com/office/drawing/2016/5/9/chartex" xmlns:cx2="http://schemas.microsoft.com/office/drawing/2015/10/21/chartex">
             <w:pict>
               <v:shape w14:anchorId="10619165" id="_x0000_s1035" type="#_x0000_t202" style="position:absolute;margin-left:377.15pt;margin-top:506.6pt;width:78pt;height:21.5pt;z-index:251680768;visibility:visible;mso-wrap-style:square;mso-width-percent:0;mso-height-percent:0;mso-wrap-distance-left:9pt;mso-wrap-distance-top:0;mso-wrap-distance-right:9pt;mso-wrap-distance-bottom:0;mso-position-horizontal:absolute;mso-position-horizontal-relative:text;mso-position-vertical:absolute;mso-position-vertical-relative:text;mso-width-percent:0;mso-height-percent:0;mso-width-relative:margin;mso-height-relative:margin;v-text-anchor:top" o:gfxdata="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" fillcolor="white [3201]" strokecolor="#4bacc6 [3208]" strokeweight="2pt">
                 <v:textbox>
@@ -4554,7 +4807,7 @@
               </wp:anchor>
             </w:drawing>
           </mc:Choice>
-          <mc:Fallback>
+          <mc:Fallback xmlns:w16sdtdh="http://schemas.microsoft.com/office/word/2020/wordml/sdtdatahash" xmlns:w16du="http://schemas.microsoft.com/office/word/2023/wordml/word16du" xmlns:w16="http://schemas.microsoft.com/office/word/2018/wordml" xmlns:w16cid="http://schemas.microsoft.com/office/word/2016/wordml/cid" xmlns:w16cex="http://schemas.microsoft.com/office/word/2018/wordml/cex" xmlns:oel="http://schemas.microsoft.com/office/2019/extlst" xmlns:am3d="http://schemas.microsoft.com/office/drawing/2017/model3d" xmlns:aink="http://schemas.microsoft.com/office/drawing/2016/ink" xmlns:cx8="http://schemas.microsoft.com/office/drawing/2016/5/14/chartex" xmlns:cx7="http://schemas.microsoft.com/office/drawing/2016/5/13/chartex" xmlns:cx6="http://schemas.microsoft.com/office/drawing/2016/5/12/chartex" xmlns:cx5="http://schemas.microsoft.com/office/drawing/2016/5/11/chartex" xmlns:cx4="http://schemas.microsoft.com/office/drawing/2016/5/10/chartex" xmlns:cx3="http://schemas.microsoft.com/office/drawing/2016/5/9/chartex" xmlns:cx2="http://schemas.microsoft.com/office/drawing/2015/10/21/chartex">
             <w:pict>
               <v:shape w14:anchorId="4B052546" id="Gerade Verbindung mit Pfeil 3" o:spid="_x0000_s1026" type="#_x0000_t32" style="position:absolute;margin-left:76.6pt;margin-top:498.85pt;width:92pt;height:76pt;z-index:251676672;visibility:visible;mso-wrap-style:square;mso-wrap-distance-left:9pt;mso-wrap-distance-top:0;mso-wrap-distance-right:9pt;mso-wrap-distance-bottom:0;mso-position-horizontal:absolute;mso-position-horizontal-relative:text;mso-position-vertical:absolute;mso-position-vertical-relative:text" o:gfxdata="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" strokecolor="#bc4542 [3045]" strokeweight="4.5pt">
                 <v:stroke endarrow="block"/>
@@ -4647,7 +4900,7 @@
               </wp:anchor>
             </w:drawing>
           </mc:Choice>
-          <mc:Fallback>
+          <mc:Fallback xmlns:w16sdtdh="http://schemas.microsoft.com/office/word/2020/wordml/sdtdatahash" xmlns:w16du="http://schemas.microsoft.com/office/word/2023/wordml/word16du" xmlns:w16="http://schemas.microsoft.com/office/word/2018/wordml" xmlns:w16cid="http://schemas.microsoft.com/office/word/2016/wordml/cid" xmlns:w16cex="http://schemas.microsoft.com/office/word/2018/wordml/cex" xmlns:oel="http://schemas.microsoft.com/office/2019/extlst" xmlns:am3d="http://schemas.microsoft.com/office/drawing/2017/model3d" xmlns:aink="http://schemas.microsoft.com/office/drawing/2016/ink" xmlns:cx8="http://schemas.microsoft.com/office/drawing/2016/5/14/chartex" xmlns:cx7="http://schemas.microsoft.com/office/drawing/2016/5/13/chartex" xmlns:cx6="http://schemas.microsoft.com/office/drawing/2016/5/12/chartex" xmlns:cx5="http://schemas.microsoft.com/office/drawing/2016/5/11/chartex" xmlns:cx4="http://schemas.microsoft.com/office/drawing/2016/5/10/chartex" xmlns:cx3="http://schemas.microsoft.com/office/drawing/2016/5/9/chartex" xmlns:cx2="http://schemas.microsoft.com/office/drawing/2015/10/21/chartex">
             <w:pict>
               <v:shape w14:anchorId="63C3BF77" id="_x0000_s1036" type="#_x0000_t202" style="position:absolute;margin-left:26.15pt;margin-top:483.85pt;width:94pt;height:21pt;z-index:251677696;visibility:visible;mso-wrap-style:square;mso-width-percent:0;mso-height-percent:0;mso-wrap-distance-left:9pt;mso-wrap-distance-top:0;mso-wrap-distance-right:9pt;mso-wrap-distance-bottom:0;mso-position-horizontal:absolute;mso-position-horizontal-relative:text;mso-position-vertical:absolute;mso-position-vertical-relative:text;mso-width-percent:0;mso-height-percent:0;mso-width-relative:margin;mso-height-relative:margin;v-text-anchor:top" o:gfxdata="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" fillcolor="white [3201]" strokecolor="#9bbb59 [3206]" strokeweight="2pt">
                 <v:textbox>
@@ -4756,7 +5009,7 @@
               </wp:anchor>
             </w:drawing>
           </mc:Choice>
-          <mc:Fallback>
+          <mc:Fallback xmlns:w16sdtdh="http://schemas.microsoft.com/office/word/2020/wordml/sdtdatahash" xmlns:w16du="http://schemas.microsoft.com/office/word/2023/wordml/word16du" xmlns:w16="http://schemas.microsoft.com/office/word/2018/wordml" xmlns:w16cid="http://schemas.microsoft.com/office/word/2016/wordml/cid" xmlns:w16cex="http://schemas.microsoft.com/office/word/2018/wordml/cex" xmlns:oel="http://schemas.microsoft.com/office/2019/extlst" xmlns:am3d="http://schemas.microsoft.com/office/drawing/2017/model3d" xmlns:aink="http://schemas.microsoft.com/office/drawing/2016/ink" xmlns:cx8="http://schemas.microsoft.com/office/drawing/2016/5/14/chartex" xmlns:cx7="http://schemas.microsoft.com/office/drawing/2016/5/13/chartex" xmlns:cx6="http://schemas.microsoft.com/office/drawing/2016/5/12/chartex" xmlns:cx5="http://schemas.microsoft.com/office/drawing/2016/5/11/chartex" xmlns:cx4="http://schemas.microsoft.com/office/drawing/2016/5/10/chartex" xmlns:cx3="http://schemas.microsoft.com/office/drawing/2016/5/9/chartex" xmlns:cx2="http://schemas.microsoft.com/office/drawing/2015/10/21/chartex">
             <w:pict>
               <v:shape w14:anchorId="7B5FCE6E" id="_x0000_s1037" type="#_x0000_t202" style="position:absolute;margin-left:360.95pt;margin-top:316.25pt;width:93.5pt;height:21.5pt;z-index:251673600;visibility:visible;mso-wrap-style:square;mso-width-percent:0;mso-height-percent:0;mso-wrap-distance-left:9pt;mso-wrap-distance-top:0;mso-wrap-distance-right:9pt;mso-wrap-distance-bottom:0;mso-position-horizontal:absolute;mso-position-horizontal-relative:text;mso-position-vertical:absolute;mso-position-vertical-relative:text;mso-width-percent:0;mso-height-percent:0;mso-width-relative:margin;mso-height-relative:margin;v-text-anchor:top" o:gfxdata="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" fillcolor="white [3201]" strokecolor="#f79646 [3209]" strokeweight="2pt">
                 <v:textbox>
@@ -4845,7 +5098,7 @@
               </wp:anchor>
             </w:drawing>
           </mc:Choice>
-          <mc:Fallback>
+          <mc:Fallback xmlns:w16sdtdh="http://schemas.microsoft.com/office/word/2020/wordml/sdtdatahash" xmlns:w16du="http://schemas.microsoft.com/office/word/2023/wordml/word16du" xmlns:w16="http://schemas.microsoft.com/office/word/2018/wordml" xmlns:w16cid="http://schemas.microsoft.com/office/word/2016/wordml/cid" xmlns:w16cex="http://schemas.microsoft.com/office/word/2018/wordml/cex" xmlns:oel="http://schemas.microsoft.com/office/2019/extlst" xmlns:am3d="http://schemas.microsoft.com/office/drawing/2017/model3d" xmlns:aink="http://schemas.microsoft.com/office/drawing/2016/ink" xmlns:cx8="http://schemas.microsoft.com/office/drawing/2016/5/14/chartex" xmlns:cx7="http://schemas.microsoft.com/office/drawing/2016/5/13/chartex" xmlns:cx6="http://schemas.microsoft.com/office/drawing/2016/5/12/chartex" xmlns:cx5="http://schemas.microsoft.com/office/drawing/2016/5/11/chartex" xmlns:cx4="http://schemas.microsoft.com/office/drawing/2016/5/10/chartex" xmlns:cx3="http://schemas.microsoft.com/office/drawing/2016/5/9/chartex" xmlns:cx2="http://schemas.microsoft.com/office/drawing/2015/10/21/chartex">
             <w:pict>
               <v:shape w14:anchorId="4AB49D63" id="Gerade Verbindung mit Pfeil 3" o:spid="_x0000_s1026" type="#_x0000_t32" style="position:absolute;margin-left:400.95pt;margin-top:246.4pt;width:4.7pt;height:70.85pt;flip:x y;z-index:251672576;visibility:visible;mso-wrap-style:square;mso-width-percent:0;mso-height-percent:0;mso-wrap-distance-left:9pt;mso-wrap-distance-top:0;mso-wrap-distance-right:9pt;mso-wrap-distance-bottom:0;mso-position-horizontal:absolute;mso-position-horizontal-relative:text;mso-position-vertical:absolute;mso-position-vertical-relative:text;mso-width-percent:0;mso-height-percent:0;mso-width-relative:margin;mso-height-relative:margin" o:gfxdata="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" strokecolor="#bc4542 [3045]" strokeweight="4.5pt">
                 <v:stroke endarrow="block"/>
@@ -5040,7 +5293,7 @@
               </wp:anchor>
             </w:drawing>
           </mc:Choice>
-          <mc:Fallback>
+          <mc:Fallback xmlns:w16sdtdh="http://schemas.microsoft.com/office/word/2020/wordml/sdtdatahash" xmlns:w16du="http://schemas.microsoft.com/office/word/2023/wordml/word16du" xmlns:w16="http://schemas.microsoft.com/office/word/2018/wordml" xmlns:w16cid="http://schemas.microsoft.com/office/word/2016/wordml/cid" xmlns:w16cex="http://schemas.microsoft.com/office/word/2018/wordml/cex" xmlns:oel="http://schemas.microsoft.com/office/2019/extlst" xmlns:am3d="http://schemas.microsoft.com/office/drawing/2017/model3d" xmlns:aink="http://schemas.microsoft.com/office/drawing/2016/ink" xmlns:cx8="http://schemas.microsoft.com/office/drawing/2016/5/14/chartex" xmlns:cx7="http://schemas.microsoft.com/office/drawing/2016/5/13/chartex" xmlns:cx6="http://schemas.microsoft.com/office/drawing/2016/5/12/chartex" xmlns:cx5="http://schemas.microsoft.com/office/drawing/2016/5/11/chartex" xmlns:cx4="http://schemas.microsoft.com/office/drawing/2016/5/10/chartex" xmlns:cx3="http://schemas.microsoft.com/office/drawing/2016/5/9/chartex" xmlns:cx2="http://schemas.microsoft.com/office/drawing/2015/10/21/chartex">
             <w:pict>
               <v:shape w14:anchorId="6B946DAC" id="Textfeld 19" o:spid="_x0000_s1038" type="#_x0000_t202" style="position:absolute;margin-left:313.1pt;margin-top:22.8pt;width:103.4pt;height:49.85pt;z-index:251723776;visibility:visible;mso-wrap-style:square;mso-width-percent:0;mso-height-percent:0;mso-wrap-distance-left:9pt;mso-wrap-distance-top:0;mso-wrap-distance-right:9pt;mso-wrap-distance-bottom:0;mso-position-horizontal:absolute;mso-position-horizontal-relative:text;mso-position-vertical:absolute;mso-position-vertical-relative:text;mso-width-percent:0;mso-height-percent:0;mso-width-relative:margin;mso-height-relative:margin;v-text-anchor:top" o:gfxdata="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" fillcolor="white [3201]" strokeweight=".5pt">
                 <v:textbox>
@@ -5151,7 +5404,7 @@
               </wp:anchor>
             </w:drawing>
           </mc:Choice>
-          <mc:Fallback>
+          <mc:Fallback xmlns:w16sdtdh="http://schemas.microsoft.com/office/word/2020/wordml/sdtdatahash" xmlns:w16du="http://schemas.microsoft.com/office/word/2023/wordml/word16du" xmlns:w16="http://schemas.microsoft.com/office/word/2018/wordml" xmlns:w16cid="http://schemas.microsoft.com/office/word/2016/wordml/cid" xmlns:w16cex="http://schemas.microsoft.com/office/word/2018/wordml/cex" xmlns:oel="http://schemas.microsoft.com/office/2019/extlst" xmlns:am3d="http://schemas.microsoft.com/office/drawing/2017/model3d" xmlns:aink="http://schemas.microsoft.com/office/drawing/2016/ink" xmlns:cx8="http://schemas.microsoft.com/office/drawing/2016/5/14/chartex" xmlns:cx7="http://schemas.microsoft.com/office/drawing/2016/5/13/chartex" xmlns:cx6="http://schemas.microsoft.com/office/drawing/2016/5/12/chartex" xmlns:cx5="http://schemas.microsoft.com/office/drawing/2016/5/11/chartex" xmlns:cx4="http://schemas.microsoft.com/office/drawing/2016/5/10/chartex" xmlns:cx3="http://schemas.microsoft.com/office/drawing/2016/5/9/chartex" xmlns:cx2="http://schemas.microsoft.com/office/drawing/2015/10/21/chartex">
             <w:pict>
               <v:shape w14:anchorId="1714A5A3" id="Textfeld 5" o:spid="_x0000_s1039" type="#_x0000_t202" style="position:absolute;margin-left:50.45pt;margin-top:23.7pt;width:103.4pt;height:49.85pt;z-index:251714560;visibility:visible;mso-wrap-style:square;mso-width-percent:0;mso-height-percent:0;mso-wrap-distance-left:9pt;mso-wrap-distance-top:0;mso-wrap-distance-right:9pt;mso-wrap-distance-bottom:0;mso-position-horizontal:absolute;mso-position-horizontal-relative:text;mso-position-vertical:absolute;mso-position-vertical-relative:text;mso-width-percent:0;mso-height-percent:0;mso-width-relative:margin;mso-height-relative:margin;v-text-anchor:top" o:gfxdata="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" fillcolor="white [3201]" strokeweight=".5pt">
                 <v:textbox>
@@ -5283,7 +5536,7 @@
               </wp:anchor>
             </w:drawing>
           </mc:Choice>
-          <mc:Fallback>
+          <mc:Fallback xmlns:w16sdtdh="http://schemas.microsoft.com/office/word/2020/wordml/sdtdatahash" xmlns:w16du="http://schemas.microsoft.com/office/word/2023/wordml/word16du" xmlns:w16="http://schemas.microsoft.com/office/word/2018/wordml" xmlns:w16cid="http://schemas.microsoft.com/office/word/2016/wordml/cid" xmlns:w16cex="http://schemas.microsoft.com/office/word/2018/wordml/cex" xmlns:oel="http://schemas.microsoft.com/office/2019/extlst" xmlns:am3d="http://schemas.microsoft.com/office/drawing/2017/model3d" xmlns:aink="http://schemas.microsoft.com/office/drawing/2016/ink" xmlns:cx8="http://schemas.microsoft.com/office/drawing/2016/5/14/chartex" xmlns:cx7="http://schemas.microsoft.com/office/drawing/2016/5/13/chartex" xmlns:cx6="http://schemas.microsoft.com/office/drawing/2016/5/12/chartex" xmlns:cx5="http://schemas.microsoft.com/office/drawing/2016/5/11/chartex" xmlns:cx4="http://schemas.microsoft.com/office/drawing/2016/5/10/chartex" xmlns:cx3="http://schemas.microsoft.com/office/drawing/2016/5/9/chartex" xmlns:cx2="http://schemas.microsoft.com/office/drawing/2015/10/21/chartex">
             <w:pict>
               <v:shape w14:anchorId="65E41848" id="_x0000_s1040" type="#_x0000_t202" style="position:absolute;margin-left:187.9pt;margin-top:168.3pt;width:98.7pt;height:41.1pt;z-index:251708416;visibility:visible;mso-wrap-style:square;mso-width-percent:0;mso-height-percent:0;mso-wrap-distance-left:9pt;mso-wrap-distance-top:0;mso-wrap-distance-right:9pt;mso-wrap-distance-bottom:0;mso-position-horizontal:absolute;mso-position-horizontal-relative:margin;mso-position-vertical:absolute;mso-position-vertical-relative:text;mso-width-percent:0;mso-height-percent:0;mso-width-relative:margin;mso-height-relative:margin;v-text-anchor:top" o:gfxdata="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" fillcolor="white [3201]" strokecolor="#c0504d [3205]" strokeweight="2pt">
                 <v:textbox>
@@ -5390,7 +5643,7 @@
               </wp:anchor>
             </w:drawing>
           </mc:Choice>
-          <mc:Fallback>
+          <mc:Fallback xmlns:w16sdtdh="http://schemas.microsoft.com/office/word/2020/wordml/sdtdatahash" xmlns:w16du="http://schemas.microsoft.com/office/word/2023/wordml/word16du" xmlns:w16="http://schemas.microsoft.com/office/word/2018/wordml" xmlns:w16cid="http://schemas.microsoft.com/office/word/2016/wordml/cid" xmlns:w16cex="http://schemas.microsoft.com/office/word/2018/wordml/cex" xmlns:oel="http://schemas.microsoft.com/office/2019/extlst" xmlns:am3d="http://schemas.microsoft.com/office/drawing/2017/model3d" xmlns:aink="http://schemas.microsoft.com/office/drawing/2016/ink" xmlns:cx8="http://schemas.microsoft.com/office/drawing/2016/5/14/chartex" xmlns:cx7="http://schemas.microsoft.com/office/drawing/2016/5/13/chartex" xmlns:cx6="http://schemas.microsoft.com/office/drawing/2016/5/12/chartex" xmlns:cx5="http://schemas.microsoft.com/office/drawing/2016/5/11/chartex" xmlns:cx4="http://schemas.microsoft.com/office/drawing/2016/5/10/chartex" xmlns:cx3="http://schemas.microsoft.com/office/drawing/2016/5/9/chartex" xmlns:cx2="http://schemas.microsoft.com/office/drawing/2015/10/21/chartex">
             <w:pict>
               <v:shape w14:anchorId="13B68960" id="Gerade Verbindung mit Pfeil 3" o:spid="_x0000_s1026" type="#_x0000_t32" style="position:absolute;margin-left:271.55pt;margin-top:176.45pt;width:58.9pt;height:12.45pt;flip:y;z-index:251707392;visibility:visible;mso-wrap-style:square;mso-width-percent:0;mso-height-percent:0;mso-wrap-distance-left:9pt;mso-wrap-distance-top:0;mso-wrap-distance-right:9pt;mso-wrap-distance-bottom:0;mso-position-horizontal:absolute;mso-position-horizontal-relative:text;mso-position-vertical:absolute;mso-position-vertical-relative:text;mso-width-percent:0;mso-height-percent:0;mso-width-relative:margin;mso-height-relative:margin" o:gfxdata="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" strokecolor="#bc4542 [3045]" strokeweight="4.5pt">
                 <v:stroke endarrow="block"/>
@@ -5467,7 +5720,7 @@
               </wp:anchor>
             </w:drawing>
           </mc:Choice>
-          <mc:Fallback>
+          <mc:Fallback xmlns:w16sdtdh="http://schemas.microsoft.com/office/word/2020/wordml/sdtdatahash" xmlns:w16du="http://schemas.microsoft.com/office/word/2023/wordml/word16du" xmlns:w16="http://schemas.microsoft.com/office/word/2018/wordml" xmlns:w16cid="http://schemas.microsoft.com/office/word/2016/wordml/cid" xmlns:w16cex="http://schemas.microsoft.com/office/word/2018/wordml/cex" xmlns:oel="http://schemas.microsoft.com/office/2019/extlst" xmlns:am3d="http://schemas.microsoft.com/office/drawing/2017/model3d" xmlns:aink="http://schemas.microsoft.com/office/drawing/2016/ink" xmlns:cx8="http://schemas.microsoft.com/office/drawing/2016/5/14/chartex" xmlns:cx7="http://schemas.microsoft.com/office/drawing/2016/5/13/chartex" xmlns:cx6="http://schemas.microsoft.com/office/drawing/2016/5/12/chartex" xmlns:cx5="http://schemas.microsoft.com/office/drawing/2016/5/11/chartex" xmlns:cx4="http://schemas.microsoft.com/office/drawing/2016/5/10/chartex" xmlns:cx3="http://schemas.microsoft.com/office/drawing/2016/5/9/chartex" xmlns:cx2="http://schemas.microsoft.com/office/drawing/2015/10/21/chartex">
             <w:pict>
               <v:shape w14:anchorId="2726FBDC" id="Gerade Verbindung mit Pfeil 3" o:spid="_x0000_s1026" type="#_x0000_t32" style="position:absolute;margin-left:110.5pt;margin-top:181.05pt;width:80.3pt;height:8.5pt;flip:x y;z-index:251706368;visibility:visible;mso-wrap-style:square;mso-width-percent:0;mso-height-percent:0;mso-wrap-distance-left:9pt;mso-wrap-distance-top:0;mso-wrap-distance-right:9pt;mso-wrap-distance-bottom:0;mso-position-horizontal:absolute;mso-position-horizontal-relative:text;mso-position-vertical:absolute;mso-position-vertical-relative:text;mso-width-percent:0;mso-height-percent:0;mso-width-relative:margin;mso-height-relative:margin" o:gfxdata="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" strokecolor="#bc4542 [3045]" strokeweight="4.5pt">
                 <v:stroke endarrow="block"/>
@@ -5544,7 +5797,7 @@
               </wp:anchor>
             </w:drawing>
           </mc:Choice>
-          <mc:Fallback>
+          <mc:Fallback xmlns:w16sdtdh="http://schemas.microsoft.com/office/word/2020/wordml/sdtdatahash" xmlns:w16du="http://schemas.microsoft.com/office/word/2023/wordml/word16du" xmlns:w16="http://schemas.microsoft.com/office/word/2018/wordml" xmlns:w16cid="http://schemas.microsoft.com/office/word/2016/wordml/cid" xmlns:w16cex="http://schemas.microsoft.com/office/word/2018/wordml/cex" xmlns:oel="http://schemas.microsoft.com/office/2019/extlst" xmlns:am3d="http://schemas.microsoft.com/office/drawing/2017/model3d" xmlns:aink="http://schemas.microsoft.com/office/drawing/2016/ink" xmlns:cx8="http://schemas.microsoft.com/office/drawing/2016/5/14/chartex" xmlns:cx7="http://schemas.microsoft.com/office/drawing/2016/5/13/chartex" xmlns:cx6="http://schemas.microsoft.com/office/drawing/2016/5/12/chartex" xmlns:cx5="http://schemas.microsoft.com/office/drawing/2016/5/11/chartex" xmlns:cx4="http://schemas.microsoft.com/office/drawing/2016/5/10/chartex" xmlns:cx3="http://schemas.microsoft.com/office/drawing/2016/5/9/chartex" xmlns:cx2="http://schemas.microsoft.com/office/drawing/2015/10/21/chartex">
             <w:pict>
               <v:shape w14:anchorId="6DC2DA2D" id="Gerade Verbindung mit Pfeil 3" o:spid="_x0000_s1026" type="#_x0000_t32" style="position:absolute;margin-left:51.05pt;margin-top:125.4pt;width:87.05pt;height:7.85pt;z-index:251709440;visibility:visible;mso-wrap-style:square;mso-width-percent:0;mso-height-percent:0;mso-wrap-distance-left:9pt;mso-wrap-distance-top:0;mso-wrap-distance-right:9pt;mso-wrap-distance-bottom:0;mso-position-horizontal:absolute;mso-position-horizontal-relative:left-margin-area;mso-position-vertical:absolute;mso-position-vertical-relative:text;mso-width-percent:0;mso-height-percent:0;mso-width-relative:margin;mso-height-relative:margin" o:gfxdata="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" strokecolor="#bc4542 [3045]" strokeweight="4.5pt">
                 <v:stroke endarrow="block"/>
@@ -5618,7 +5871,7 @@
               </wp:anchor>
             </w:drawing>
           </mc:Choice>
-          <mc:Fallback>
+          <mc:Fallback xmlns:w16sdtdh="http://schemas.microsoft.com/office/word/2020/wordml/sdtdatahash" xmlns:w16du="http://schemas.microsoft.com/office/word/2023/wordml/word16du" xmlns:w16="http://schemas.microsoft.com/office/word/2018/wordml" xmlns:w16cid="http://schemas.microsoft.com/office/word/2016/wordml/cid" xmlns:w16cex="http://schemas.microsoft.com/office/word/2018/wordml/cex" xmlns:oel="http://schemas.microsoft.com/office/2019/extlst" xmlns:am3d="http://schemas.microsoft.com/office/drawing/2017/model3d" xmlns:aink="http://schemas.microsoft.com/office/drawing/2016/ink" xmlns:cx8="http://schemas.microsoft.com/office/drawing/2016/5/14/chartex" xmlns:cx7="http://schemas.microsoft.com/office/drawing/2016/5/13/chartex" xmlns:cx6="http://schemas.microsoft.com/office/drawing/2016/5/12/chartex" xmlns:cx5="http://schemas.microsoft.com/office/drawing/2016/5/11/chartex" xmlns:cx4="http://schemas.microsoft.com/office/drawing/2016/5/10/chartex" xmlns:cx3="http://schemas.microsoft.com/office/drawing/2016/5/9/chartex" xmlns:cx2="http://schemas.microsoft.com/office/drawing/2015/10/21/chartex">
             <w:pict>
               <v:shape w14:anchorId="7997B0BF" id="Gerade Verbindung mit Pfeil 3" o:spid="_x0000_s1026" type="#_x0000_t32" style="position:absolute;margin-left:128.2pt;margin-top:99.9pt;width:103.15pt;height:14.4pt;flip:x;z-index:251684864;visibility:visible;mso-wrap-style:square;mso-width-percent:0;mso-height-percent:0;mso-wrap-distance-left:9pt;mso-wrap-distance-top:0;mso-wrap-distance-right:9pt;mso-wrap-distance-bottom:0;mso-position-horizontal:absolute;mso-position-horizontal-relative:text;mso-position-vertical:absolute;mso-position-vertical-relative:text;mso-width-percent:0;mso-height-percent:0;mso-width-relative:margin;mso-height-relative:margin" o:gfxdata="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" strokecolor="#bc4542 [3045]" strokeweight="4.5pt">
                 <v:stroke endarrow="block"/>
@@ -5691,7 +5944,7 @@
               </wp:anchor>
             </w:drawing>
           </mc:Choice>
-          <mc:Fallback>
+          <mc:Fallback xmlns:w16sdtdh="http://schemas.microsoft.com/office/word/2020/wordml/sdtdatahash" xmlns:w16du="http://schemas.microsoft.com/office/word/2023/wordml/word16du" xmlns:w16="http://schemas.microsoft.com/office/word/2018/wordml" xmlns:w16cid="http://schemas.microsoft.com/office/word/2016/wordml/cid" xmlns:w16cex="http://schemas.microsoft.com/office/word/2018/wordml/cex" xmlns:oel="http://schemas.microsoft.com/office/2019/extlst" xmlns:am3d="http://schemas.microsoft.com/office/drawing/2017/model3d" xmlns:aink="http://schemas.microsoft.com/office/drawing/2016/ink" xmlns:cx8="http://schemas.microsoft.com/office/drawing/2016/5/14/chartex" xmlns:cx7="http://schemas.microsoft.com/office/drawing/2016/5/13/chartex" xmlns:cx6="http://schemas.microsoft.com/office/drawing/2016/5/12/chartex" xmlns:cx5="http://schemas.microsoft.com/office/drawing/2016/5/11/chartex" xmlns:cx4="http://schemas.microsoft.com/office/drawing/2016/5/10/chartex" xmlns:cx3="http://schemas.microsoft.com/office/drawing/2016/5/9/chartex" xmlns:cx2="http://schemas.microsoft.com/office/drawing/2015/10/21/chartex">
             <w:pict>
               <v:shape w14:anchorId="175ACC52" id="Gerade Verbindung mit Pfeil 3" o:spid="_x0000_s1026" type="#_x0000_t32" style="position:absolute;margin-left:230.95pt;margin-top:101.2pt;width:151.85pt;height:17pt;z-index:251711488;visibility:visible;mso-wrap-style:square;mso-width-percent:0;mso-height-percent:0;mso-wrap-distance-left:9pt;mso-wrap-distance-top:0;mso-wrap-distance-right:9pt;mso-wrap-distance-bottom:0;mso-position-horizontal:absolute;mso-position-horizontal-relative:text;mso-position-vertical:absolute;mso-position-vertical-relative:text;mso-width-percent:0;mso-height-percent:0;mso-width-relative:margin;mso-height-relative:margin" o:gfxdata="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" strokecolor="#bc4542 [3045]" strokeweight="4.5pt">
                 <v:stroke endarrow="block"/>
@@ -5934,7 +6187,7 @@
               </wp:anchor>
             </w:drawing>
           </mc:Choice>
-          <mc:Fallback>
+          <mc:Fallback xmlns:w16sdtdh="http://schemas.microsoft.com/office/word/2020/wordml/sdtdatahash" xmlns:w16du="http://schemas.microsoft.com/office/word/2023/wordml/word16du" xmlns:w16="http://schemas.microsoft.com/office/word/2018/wordml" xmlns:w16cid="http://schemas.microsoft.com/office/word/2016/wordml/cid" xmlns:w16cex="http://schemas.microsoft.com/office/word/2018/wordml/cex" xmlns:oel="http://schemas.microsoft.com/office/2019/extlst" xmlns:am3d="http://schemas.microsoft.com/office/drawing/2017/model3d" xmlns:aink="http://schemas.microsoft.com/office/drawing/2016/ink" xmlns:cx8="http://schemas.microsoft.com/office/drawing/2016/5/14/chartex" xmlns:cx7="http://schemas.microsoft.com/office/drawing/2016/5/13/chartex" xmlns:cx6="http://schemas.microsoft.com/office/drawing/2016/5/12/chartex" xmlns:cx5="http://schemas.microsoft.com/office/drawing/2016/5/11/chartex" xmlns:cx4="http://schemas.microsoft.com/office/drawing/2016/5/10/chartex" xmlns:cx3="http://schemas.microsoft.com/office/drawing/2016/5/9/chartex" xmlns:cx2="http://schemas.microsoft.com/office/drawing/2015/10/21/chartex">
             <w:pict>
               <v:shape w14:anchorId="2AB1A27D" id="Textfeld 16" o:spid="_x0000_s1041" type="#_x0000_t202" style="position:absolute;margin-left:-58.55pt;margin-top:81.3pt;width:98.25pt;height:36.85pt;z-index:251716608;visibility:visible;mso-wrap-style:square;mso-width-percent:0;mso-height-percent:0;mso-wrap-distance-left:9pt;mso-wrap-distance-top:0;mso-wrap-distance-right:9pt;mso-wrap-distance-bottom:0;mso-position-horizontal:absolute;mso-position-horizontal-relative:text;mso-position-vertical:absolute;mso-position-vertical-relative:text;mso-width-percent:0;mso-height-percent:0;mso-width-relative:margin;mso-height-relative:margin;v-text-anchor:top" o:gfxdata="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" fillcolor="white [3201]" strokecolor="#8064a2 [3207]" strokeweight="2pt">
                 <v:textbox>
@@ -6023,7 +6276,7 @@
               </wp:anchor>
             </w:drawing>
           </mc:Choice>
-          <mc:Fallback>
+          <mc:Fallback xmlns:w16sdtdh="http://schemas.microsoft.com/office/word/2020/wordml/sdtdatahash" xmlns:w16du="http://schemas.microsoft.com/office/word/2023/wordml/word16du" xmlns:w16="http://schemas.microsoft.com/office/word/2018/wordml" xmlns:w16cid="http://schemas.microsoft.com/office/word/2016/wordml/cid" xmlns:w16cex="http://schemas.microsoft.com/office/word/2018/wordml/cex" xmlns:oel="http://schemas.microsoft.com/office/2019/extlst" xmlns:am3d="http://schemas.microsoft.com/office/drawing/2017/model3d" xmlns:aink="http://schemas.microsoft.com/office/drawing/2016/ink" xmlns:cx8="http://schemas.microsoft.com/office/drawing/2016/5/14/chartex" xmlns:cx7="http://schemas.microsoft.com/office/drawing/2016/5/13/chartex" xmlns:cx6="http://schemas.microsoft.com/office/drawing/2016/5/12/chartex" xmlns:cx5="http://schemas.microsoft.com/office/drawing/2016/5/11/chartex" xmlns:cx4="http://schemas.microsoft.com/office/drawing/2016/5/10/chartex" xmlns:cx3="http://schemas.microsoft.com/office/drawing/2016/5/9/chartex" xmlns:cx2="http://schemas.microsoft.com/office/drawing/2015/10/21/chartex">
             <w:pict>
               <v:shape w14:anchorId="50275B6E" id="Textfeld 6" o:spid="_x0000_s1042" type="#_x0000_t202" style="position:absolute;margin-left:333.25pt;margin-top:26.95pt;width:60.7pt;height:30.1pt;z-index:251715584;visibility:visible;mso-wrap-style:square;mso-wrap-distance-left:9pt;mso-wrap-distance-top:0;mso-wrap-distance-right:9pt;mso-wrap-distance-bottom:0;mso-position-horizontal:absolute;mso-position-horizontal-relative:text;mso-position-vertical:absolute;mso-position-vertical-relative:text;v-text-anchor:top" o:gfxdata="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" fillcolor="white [3201]" strokeweight=".5pt">
                 <v:textbox>
@@ -6124,7 +6377,7 @@
               </wp:anchor>
             </w:drawing>
           </mc:Choice>
-          <mc:Fallback>
+          <mc:Fallback xmlns:w16sdtdh="http://schemas.microsoft.com/office/word/2020/wordml/sdtdatahash" xmlns:w16du="http://schemas.microsoft.com/office/word/2023/wordml/word16du" xmlns:w16="http://schemas.microsoft.com/office/word/2018/wordml" xmlns:w16cid="http://schemas.microsoft.com/office/word/2016/wordml/cid" xmlns:w16cex="http://schemas.microsoft.com/office/word/2018/wordml/cex" xmlns:oel="http://schemas.microsoft.com/office/2019/extlst" xmlns:am3d="http://schemas.microsoft.com/office/drawing/2017/model3d" xmlns:aink="http://schemas.microsoft.com/office/drawing/2016/ink" xmlns:cx8="http://schemas.microsoft.com/office/drawing/2016/5/14/chartex" xmlns:cx7="http://schemas.microsoft.com/office/drawing/2016/5/13/chartex" xmlns:cx6="http://schemas.microsoft.com/office/drawing/2016/5/12/chartex" xmlns:cx5="http://schemas.microsoft.com/office/drawing/2016/5/11/chartex" xmlns:cx4="http://schemas.microsoft.com/office/drawing/2016/5/10/chartex" xmlns:cx3="http://schemas.microsoft.com/office/drawing/2016/5/9/chartex" xmlns:cx2="http://schemas.microsoft.com/office/drawing/2015/10/21/chartex">
             <w:pict>
               <v:shape w14:anchorId="6390E1E6" id="_x0000_s1043" type="#_x0000_t202" style="position:absolute;margin-left:193.65pt;margin-top:69.9pt;width:78pt;height:21.5pt;z-index:251713536;visibility:visible;mso-wrap-style:square;mso-width-percent:0;mso-height-percent:0;mso-wrap-distance-left:9pt;mso-wrap-distance-top:0;mso-wrap-distance-right:9pt;mso-wrap-distance-bottom:0;mso-position-horizontal:absolute;mso-position-horizontal-relative:text;mso-position-vertical:absolute;mso-position-vertical-relative:text;mso-width-percent:0;mso-height-percent:0;mso-width-relative:margin;mso-height-relative:margin;v-text-anchor:top" o:gfxdata="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" fillcolor="white [3201]" strokecolor="#4bacc6 [3208]" strokeweight="2pt">
                 <v:textbox>
@@ -6171,8 +6424,8 @@
           <w:lang w:val="de-AT" w:eastAsia="en-US"/>
         </w:rPr>
       </w:pPr>
-      <w:bookmarkStart w:id="2" w:name="_*1_Druckmotor"/>
-      <w:bookmarkEnd w:id="2"/>
+      <w:bookmarkStart w:id="4" w:name="_*1_Druckmotor"/>
+      <w:bookmarkEnd w:id="4"/>
       <w:r>
         <w:rPr>
           <w:rFonts w:ascii="Arial" w:hAnsi="Arial" w:cs="Arial"/>
@@ -6187,11 +6440,12 @@
       <w:pPr>
         <w:pStyle w:val="berschrift2"/>
       </w:pPr>
-      <w:bookmarkStart w:id="3" w:name="_*3_Strukturierte_Aufgabenstellung:"/>
-      <w:bookmarkStart w:id="4" w:name="_Strukturierte_Aufgabenstellung:"/>
-      <w:bookmarkEnd w:id="3"/>
-      <w:bookmarkEnd w:id="4"/>
-      <w:r>
+      <w:bookmarkStart w:id="5" w:name="_*3_Strukturierte_Aufgabenstellung:"/>
+      <w:bookmarkStart w:id="6" w:name="_Strukturierte_Aufgabenstellung:"/>
+      <w:bookmarkEnd w:id="5"/>
+      <w:bookmarkEnd w:id="6"/>
+      <w:r>
+        <w:lastRenderedPageBreak/>
         <w:t>Strukturierte Aufgabenstellung:</w:t>
       </w:r>
     </w:p>
@@ -6240,7 +6494,27 @@
           <w:szCs w:val="20"/>
           <w:lang w:val="de-AT" w:eastAsia="de-AT"/>
         </w:rPr>
-        <w:t>Es wird vom Auftraggeber ein gebrauchter/ausgemusterter MIMOT-Advantage Bestückkopf bereitgestellt.</w:t>
+        <w:t xml:space="preserve">Es wird vom Auftraggeber ein gebrauchter/ausgemusterter MIMOT-Advantage </w:t>
+      </w:r>
+      <w:proofErr w:type="spellStart"/>
+      <w:r>
+        <w:rPr>
+          <w:rFonts w:ascii="Arial" w:hAnsi="Arial"/>
+          <w:sz w:val="20"/>
+          <w:szCs w:val="20"/>
+          <w:lang w:val="de-AT" w:eastAsia="de-AT"/>
+        </w:rPr>
+        <w:t>Bestückkopf</w:t>
+      </w:r>
+      <w:proofErr w:type="spellEnd"/>
+      <w:r>
+        <w:rPr>
+          <w:rFonts w:ascii="Arial" w:hAnsi="Arial"/>
+          <w:sz w:val="20"/>
+          <w:szCs w:val="20"/>
+          <w:lang w:val="de-AT" w:eastAsia="de-AT"/>
+        </w:rPr>
+        <w:t xml:space="preserve"> bereitgestellt.</w:t>
       </w:r>
     </w:p>
     <w:p>
@@ -6394,19 +6668,19 @@
           <w:szCs w:val="22"/>
           <w:lang w:val="de-AT" w:eastAsia="en-US"/>
         </w:rPr>
-        <w:t>Z-Achse die Bestücknadel nach unten gegen die zu bestückende Leiterkarte, bekommt der Druckmotor mechanisch Gegendruck und die Schaltfahne wird aus dem Drucksensor herausgedrückt, wodurch die Drucksensorspannung ansteigt. Dies ist für die Maschine das Signal, dass das zu bestückende Bauteil auf der Leiterkarte angekommen ist und die Z-Achse wieder nach oben fahren kann (nebst anderen Aktionen wie „Vakuum aus“, „Druckluft an“).</w:t>
-      </w:r>
-    </w:p>
-    <w:p>
-      <w:pPr>
-        <w:spacing w:after="160" w:line="259" w:lineRule="auto"/>
+        <w:t xml:space="preserve">Z-Achse die </w:t>
+      </w:r>
+      <w:proofErr w:type="spellStart"/>
+      <w:r>
         <w:rPr>
           <w:rFonts w:ascii="Calibri" w:eastAsia="Calibri" w:hAnsi="Calibri"/>
           <w:sz w:val="22"/>
           <w:szCs w:val="22"/>
           <w:lang w:val="de-AT" w:eastAsia="en-US"/>
         </w:rPr>
-      </w:pPr>
+        <w:t>Bestücknadel</w:t>
+      </w:r>
+      <w:proofErr w:type="spellEnd"/>
       <w:r>
         <w:rPr>
           <w:rFonts w:ascii="Calibri" w:eastAsia="Calibri" w:hAnsi="Calibri"/>
@@ -6414,7 +6688,7 @@
           <w:szCs w:val="22"/>
           <w:lang w:val="de-AT" w:eastAsia="en-US"/>
         </w:rPr>
-        <w:t>Der Druckmotor wird also als eine Art Druckfeder eingesetzt, mit dem Vorteil, dass durch unterschiedliche Spannungen am Druckmotor, verschiedene Kräfte (Bestückdruck) ermöglicht werden. Bei niedriger Spannung am Druckmotor löst der Drucksensor bereits bei geringer Kraft aus, bei großer Spannung benötigt es mehr Kraft an der Bestücknadel, um den Drucksensor auszulösen.</w:t>
+        <w:t xml:space="preserve"> nach unten gegen die zu bestückende Leiterkarte, bekommt der Druckmotor mechanisch Gegendruck und die Schaltfahne wird aus dem Drucksensor herausgedrückt, wodurch die Drucksensorspannung ansteigt. Dies ist für die Maschine das Signal, dass das zu bestückende Bauteil auf der Leiterkarte angekommen ist und die Z-Achse wieder nach oben fahren kann (nebst anderen Aktionen wie „Vakuum aus“, „Druckluft an“).</w:t>
       </w:r>
     </w:p>
     <w:p>
@@ -6434,8 +6708,9 @@
           <w:szCs w:val="22"/>
           <w:lang w:val="de-AT" w:eastAsia="en-US"/>
         </w:rPr>
-        <w:t xml:space="preserve">Somit können </w:t>
-      </w:r>
+        <w:t>Der Druckmotor wird also als eine Art Druckfeder eingesetzt, mit dem Vorteil, dass durch unterschiedliche Spannungen am Druckmotor, verschiedene Kräfte (</w:t>
+      </w:r>
+      <w:proofErr w:type="spellStart"/>
       <w:r>
         <w:rPr>
           <w:rFonts w:ascii="Calibri" w:eastAsia="Calibri" w:hAnsi="Calibri"/>
@@ -6443,8 +6718,9 @@
           <w:szCs w:val="22"/>
           <w:lang w:val="de-AT" w:eastAsia="en-US"/>
         </w:rPr>
-        <w:t xml:space="preserve">je nach Anforderung, </w:t>
-      </w:r>
+        <w:t>Bestückdruck</w:t>
+      </w:r>
+      <w:proofErr w:type="spellEnd"/>
       <w:r>
         <w:rPr>
           <w:rFonts w:ascii="Calibri" w:eastAsia="Calibri" w:hAnsi="Calibri"/>
@@ -6452,8 +6728,9 @@
           <w:szCs w:val="22"/>
           <w:lang w:val="de-AT" w:eastAsia="en-US"/>
         </w:rPr>
-        <w:t>empfin</w:t>
-      </w:r>
+        <w:t xml:space="preserve">) ermöglicht werden. Bei niedriger Spannung am Druckmotor löst der Drucksensor bereits bei geringer Kraft aus, bei großer Spannung benötigt es mehr Kraft an der </w:t>
+      </w:r>
+      <w:proofErr w:type="spellStart"/>
       <w:r>
         <w:rPr>
           <w:rFonts w:ascii="Calibri" w:eastAsia="Calibri" w:hAnsi="Calibri"/>
@@ -6461,8 +6738,9 @@
           <w:szCs w:val="22"/>
           <w:lang w:val="de-AT" w:eastAsia="en-US"/>
         </w:rPr>
-        <w:t>dliche Bauteile</w:t>
-      </w:r>
+        <w:t>Bestücknadel</w:t>
+      </w:r>
+      <w:proofErr w:type="spellEnd"/>
       <w:r>
         <w:rPr>
           <w:rFonts w:ascii="Calibri" w:eastAsia="Calibri" w:hAnsi="Calibri"/>
@@ -6470,7 +6748,103 @@
           <w:szCs w:val="22"/>
           <w:lang w:val="de-AT" w:eastAsia="en-US"/>
         </w:rPr>
-        <w:t xml:space="preserve"> mit wenig Bestückkraft und Snap-In-Bauteile mit hoher Bestückkraft verarbeitet werden.</w:t>
+        <w:t>, um den Drucksensor auszulösen.</w:t>
+      </w:r>
+    </w:p>
+    <w:p>
+      <w:pPr>
+        <w:spacing w:after="160" w:line="259" w:lineRule="auto"/>
+        <w:rPr>
+          <w:rFonts w:ascii="Calibri" w:eastAsia="Calibri" w:hAnsi="Calibri"/>
+          <w:sz w:val="22"/>
+          <w:szCs w:val="22"/>
+          <w:lang w:val="de-AT" w:eastAsia="en-US"/>
+        </w:rPr>
+      </w:pPr>
+      <w:r>
+        <w:rPr>
+          <w:rFonts w:ascii="Calibri" w:eastAsia="Calibri" w:hAnsi="Calibri"/>
+          <w:sz w:val="22"/>
+          <w:szCs w:val="22"/>
+          <w:lang w:val="de-AT" w:eastAsia="en-US"/>
+        </w:rPr>
+        <w:t xml:space="preserve">Somit können </w:t>
+      </w:r>
+      <w:r>
+        <w:rPr>
+          <w:rFonts w:ascii="Calibri" w:eastAsia="Calibri" w:hAnsi="Calibri"/>
+          <w:sz w:val="22"/>
+          <w:szCs w:val="22"/>
+          <w:lang w:val="de-AT" w:eastAsia="en-US"/>
+        </w:rPr>
+        <w:t xml:space="preserve">je nach Anforderung, </w:t>
+      </w:r>
+      <w:r>
+        <w:rPr>
+          <w:rFonts w:ascii="Calibri" w:eastAsia="Calibri" w:hAnsi="Calibri"/>
+          <w:sz w:val="22"/>
+          <w:szCs w:val="22"/>
+          <w:lang w:val="de-AT" w:eastAsia="en-US"/>
+        </w:rPr>
+        <w:t>empfin</w:t>
+      </w:r>
+      <w:r>
+        <w:rPr>
+          <w:rFonts w:ascii="Calibri" w:eastAsia="Calibri" w:hAnsi="Calibri"/>
+          <w:sz w:val="22"/>
+          <w:szCs w:val="22"/>
+          <w:lang w:val="de-AT" w:eastAsia="en-US"/>
+        </w:rPr>
+        <w:t>dliche Bauteile</w:t>
+      </w:r>
+      <w:r>
+        <w:rPr>
+          <w:rFonts w:ascii="Calibri" w:eastAsia="Calibri" w:hAnsi="Calibri"/>
+          <w:sz w:val="22"/>
+          <w:szCs w:val="22"/>
+          <w:lang w:val="de-AT" w:eastAsia="en-US"/>
+        </w:rPr>
+        <w:t xml:space="preserve"> mit wenig </w:t>
+      </w:r>
+      <w:proofErr w:type="spellStart"/>
+      <w:r>
+        <w:rPr>
+          <w:rFonts w:ascii="Calibri" w:eastAsia="Calibri" w:hAnsi="Calibri"/>
+          <w:sz w:val="22"/>
+          <w:szCs w:val="22"/>
+          <w:lang w:val="de-AT" w:eastAsia="en-US"/>
+        </w:rPr>
+        <w:t>Bestückkraft</w:t>
+      </w:r>
+      <w:proofErr w:type="spellEnd"/>
+      <w:r>
+        <w:rPr>
+          <w:rFonts w:ascii="Calibri" w:eastAsia="Calibri" w:hAnsi="Calibri"/>
+          <w:sz w:val="22"/>
+          <w:szCs w:val="22"/>
+          <w:lang w:val="de-AT" w:eastAsia="en-US"/>
+        </w:rPr>
+        <w:t xml:space="preserve"> und Snap-In-Bauteile mit hoher </w:t>
+      </w:r>
+      <w:proofErr w:type="spellStart"/>
+      <w:r>
+        <w:rPr>
+          <w:rFonts w:ascii="Calibri" w:eastAsia="Calibri" w:hAnsi="Calibri"/>
+          <w:sz w:val="22"/>
+          <w:szCs w:val="22"/>
+          <w:lang w:val="de-AT" w:eastAsia="en-US"/>
+        </w:rPr>
+        <w:t>Bestückkraft</w:t>
+      </w:r>
+      <w:proofErr w:type="spellEnd"/>
+      <w:r>
+        <w:rPr>
+          <w:rFonts w:ascii="Calibri" w:eastAsia="Calibri" w:hAnsi="Calibri"/>
+          <w:sz w:val="22"/>
+          <w:szCs w:val="22"/>
+          <w:lang w:val="de-AT" w:eastAsia="en-US"/>
+        </w:rPr>
+        <w:t xml:space="preserve"> verarbeitet werden.</w:t>
       </w:r>
     </w:p>
     <w:p>
@@ -6550,7 +6924,47 @@
           <w:szCs w:val="22"/>
           <w:lang w:val="de-AT" w:eastAsia="en-US"/>
         </w:rPr>
-        <w:t>In diesem Fehlerfall wird die Schaltfahne nur noch von der Schwerkraft in dem Drucksensor gehalten. Beschleunigt jedoch die Z-Achse die Bestücknadel nach unten, wird die Schaltfahne nach oben aus dem Drucksensor ausgeworfen. Dies führt beim Bestücken natürlich zu deplatzierten Bauteilen, da diese vor Erreichen der Leiterplatte bereits von der Bestücknadel abgeworfen werden.</w:t>
+        <w:t xml:space="preserve">In diesem Fehlerfall wird die Schaltfahne nur noch von der Schwerkraft in dem Drucksensor gehalten. Beschleunigt jedoch die Z-Achse die </w:t>
+      </w:r>
+      <w:proofErr w:type="spellStart"/>
+      <w:r>
+        <w:rPr>
+          <w:rFonts w:ascii="Calibri" w:eastAsia="Calibri" w:hAnsi="Calibri"/>
+          <w:sz w:val="22"/>
+          <w:szCs w:val="22"/>
+          <w:lang w:val="de-AT" w:eastAsia="en-US"/>
+        </w:rPr>
+        <w:t>Bestücknadel</w:t>
+      </w:r>
+      <w:proofErr w:type="spellEnd"/>
+      <w:r>
+        <w:rPr>
+          <w:rFonts w:ascii="Calibri" w:eastAsia="Calibri" w:hAnsi="Calibri"/>
+          <w:sz w:val="22"/>
+          <w:szCs w:val="22"/>
+          <w:lang w:val="de-AT" w:eastAsia="en-US"/>
+        </w:rPr>
+        <w:t xml:space="preserve"> nach unten, wird die Schaltfahne nach oben aus dem Drucksensor ausgeworfen. Dies führt beim Bestücken natürlich zu deplatzierten Bauteilen, da diese vor Erreichen der Leiterplatte bereits von der </w:t>
+      </w:r>
+      <w:proofErr w:type="spellStart"/>
+      <w:r>
+        <w:rPr>
+          <w:rFonts w:ascii="Calibri" w:eastAsia="Calibri" w:hAnsi="Calibri"/>
+          <w:sz w:val="22"/>
+          <w:szCs w:val="22"/>
+          <w:lang w:val="de-AT" w:eastAsia="en-US"/>
+        </w:rPr>
+        <w:t>Bestücknadel</w:t>
+      </w:r>
+      <w:proofErr w:type="spellEnd"/>
+      <w:r>
+        <w:rPr>
+          <w:rFonts w:ascii="Calibri" w:eastAsia="Calibri" w:hAnsi="Calibri"/>
+          <w:sz w:val="22"/>
+          <w:szCs w:val="22"/>
+          <w:lang w:val="de-AT" w:eastAsia="en-US"/>
+        </w:rPr>
+        <w:t xml:space="preserve"> abgeworfen werden.</w:t>
       </w:r>
     </w:p>
     <w:p>
@@ -6691,6 +7105,7 @@
           <w:szCs w:val="28"/>
           <w:lang w:val="de-AT" w:eastAsia="de-AT"/>
         </w:rPr>
+        <w:lastRenderedPageBreak/>
         <w:t xml:space="preserve">Optionale </w:t>
       </w:r>
       <w:r>
@@ -6788,7 +7203,87 @@
           <w:szCs w:val="20"/>
           <w:lang w:val="de-AT" w:eastAsia="de-AT"/>
         </w:rPr>
-        <w:t>Die Bestücknadel soll eine definierte Anzahl Durchläufe, in verschiedenen Geschwindigkeiten hoch und runter gefahren werden. Die Anzahl der Encoderschritte nach unten und oben soll permanent gezählt werden. Nach Abschluss der definierten Anzahl Durchläufe muss die Summe der Encoderschritte mit der Referenzposition noch immer übereinstimmen (Ansonsten sind beim Encoder Schritte verloren gegangen und es besteht ein Problem -&gt; Fehlermeldung „</w:t>
+        <w:t xml:space="preserve">Die </w:t>
+      </w:r>
+      <w:proofErr w:type="spellStart"/>
+      <w:r>
+        <w:rPr>
+          <w:rFonts w:ascii="Arial" w:hAnsi="Arial"/>
+          <w:sz w:val="20"/>
+          <w:szCs w:val="20"/>
+          <w:lang w:val="de-AT" w:eastAsia="de-AT"/>
+        </w:rPr>
+        <w:t>Bestücknadel</w:t>
+      </w:r>
+      <w:proofErr w:type="spellEnd"/>
+      <w:r>
+        <w:rPr>
+          <w:rFonts w:ascii="Arial" w:hAnsi="Arial"/>
+          <w:sz w:val="20"/>
+          <w:szCs w:val="20"/>
+          <w:lang w:val="de-AT" w:eastAsia="de-AT"/>
+        </w:rPr>
+        <w:t xml:space="preserve"> soll eine definierte Anzahl Durchläufe, in verschiedenen Geschwindigkeiten hoch und </w:t>
+      </w:r>
+      <w:proofErr w:type="gramStart"/>
+      <w:r>
+        <w:rPr>
+          <w:rFonts w:ascii="Arial" w:hAnsi="Arial"/>
+          <w:sz w:val="20"/>
+          <w:szCs w:val="20"/>
+          <w:lang w:val="de-AT" w:eastAsia="de-AT"/>
+        </w:rPr>
+        <w:t>runter gefahren</w:t>
+      </w:r>
+      <w:proofErr w:type="gramEnd"/>
+      <w:r>
+        <w:rPr>
+          <w:rFonts w:ascii="Arial" w:hAnsi="Arial"/>
+          <w:sz w:val="20"/>
+          <w:szCs w:val="20"/>
+          <w:lang w:val="de-AT" w:eastAsia="de-AT"/>
+        </w:rPr>
+        <w:t xml:space="preserve"> werden. Die Anzahl der </w:t>
+      </w:r>
+      <w:proofErr w:type="spellStart"/>
+      <w:r>
+        <w:rPr>
+          <w:rFonts w:ascii="Arial" w:hAnsi="Arial"/>
+          <w:sz w:val="20"/>
+          <w:szCs w:val="20"/>
+          <w:lang w:val="de-AT" w:eastAsia="de-AT"/>
+        </w:rPr>
+        <w:t>Encoderschritte</w:t>
+      </w:r>
+      <w:proofErr w:type="spellEnd"/>
+      <w:r>
+        <w:rPr>
+          <w:rFonts w:ascii="Arial" w:hAnsi="Arial"/>
+          <w:sz w:val="20"/>
+          <w:szCs w:val="20"/>
+          <w:lang w:val="de-AT" w:eastAsia="de-AT"/>
+        </w:rPr>
+        <w:t xml:space="preserve"> nach unten und oben soll permanent gezählt werden. Nach Abschluss der definierten Anzahl Durchläufe muss die Summe der </w:t>
+      </w:r>
+      <w:proofErr w:type="spellStart"/>
+      <w:r>
+        <w:rPr>
+          <w:rFonts w:ascii="Arial" w:hAnsi="Arial"/>
+          <w:sz w:val="20"/>
+          <w:szCs w:val="20"/>
+          <w:lang w:val="de-AT" w:eastAsia="de-AT"/>
+        </w:rPr>
+        <w:t>Encoderschritte</w:t>
+      </w:r>
+      <w:proofErr w:type="spellEnd"/>
+      <w:r>
+        <w:rPr>
+          <w:rFonts w:ascii="Arial" w:hAnsi="Arial"/>
+          <w:sz w:val="20"/>
+          <w:szCs w:val="20"/>
+          <w:lang w:val="de-AT" w:eastAsia="de-AT"/>
+        </w:rPr>
+        <w:t xml:space="preserve"> mit der Referenzposition noch immer übereinstimmen (Ansonsten sind beim Encoder Schritte verloren gegangen und es besteht ein Problem -&gt; Fehlermeldung „</w:t>
       </w:r>
       <w:r>
         <w:rPr>
@@ -6798,7 +7293,29 @@
           <w:szCs w:val="20"/>
           <w:lang w:val="de-AT" w:eastAsia="de-AT"/>
         </w:rPr>
-        <w:t>Encoder verliert Schritte, maximale Abweichung der Referenzposition xy Schritte/mm</w:t>
+        <w:t xml:space="preserve">Encoder verliert Schritte, maximale Abweichung der Referenzposition </w:t>
+      </w:r>
+      <w:proofErr w:type="spellStart"/>
+      <w:r>
+        <w:rPr>
+          <w:rFonts w:ascii="Arial" w:hAnsi="Arial"/>
+          <w:i/>
+          <w:sz w:val="20"/>
+          <w:szCs w:val="20"/>
+          <w:lang w:val="de-AT" w:eastAsia="de-AT"/>
+        </w:rPr>
+        <w:t>xy</w:t>
+      </w:r>
+      <w:proofErr w:type="spellEnd"/>
+      <w:r>
+        <w:rPr>
+          <w:rFonts w:ascii="Arial" w:hAnsi="Arial"/>
+          <w:i/>
+          <w:sz w:val="20"/>
+          <w:szCs w:val="20"/>
+          <w:lang w:val="de-AT" w:eastAsia="de-AT"/>
+        </w:rPr>
+        <w:t xml:space="preserve"> Schritte/mm</w:t>
       </w:r>
       <w:r>
         <w:rPr>
@@ -6976,7 +7493,47 @@
           <w:szCs w:val="20"/>
           <w:lang w:val="de-AT" w:eastAsia="de-AT"/>
         </w:rPr>
-        <w:t>Die Bestücknadel soll eine definierte Anzahl Durchläufe, mit definiertem Bestückdruck (variable Ansteuerung des Druckmotors) mit aufgesetztem 1er Tool, die Kalibrierfläche bzw. Messklotz anfahren bis der Drucksensor anspricht.</w:t>
+        <w:t xml:space="preserve">Die </w:t>
+      </w:r>
+      <w:proofErr w:type="spellStart"/>
+      <w:r>
+        <w:rPr>
+          <w:rFonts w:ascii="Arial" w:hAnsi="Arial"/>
+          <w:sz w:val="20"/>
+          <w:szCs w:val="20"/>
+          <w:lang w:val="de-AT" w:eastAsia="de-AT"/>
+        </w:rPr>
+        <w:t>Bestücknadel</w:t>
+      </w:r>
+      <w:proofErr w:type="spellEnd"/>
+      <w:r>
+        <w:rPr>
+          <w:rFonts w:ascii="Arial" w:hAnsi="Arial"/>
+          <w:sz w:val="20"/>
+          <w:szCs w:val="20"/>
+          <w:lang w:val="de-AT" w:eastAsia="de-AT"/>
+        </w:rPr>
+        <w:t xml:space="preserve"> soll eine definierte Anzahl Durchläufe, mit definiertem </w:t>
+      </w:r>
+      <w:proofErr w:type="spellStart"/>
+      <w:r>
+        <w:rPr>
+          <w:rFonts w:ascii="Arial" w:hAnsi="Arial"/>
+          <w:sz w:val="20"/>
+          <w:szCs w:val="20"/>
+          <w:lang w:val="de-AT" w:eastAsia="de-AT"/>
+        </w:rPr>
+        <w:t>Bestückdruck</w:t>
+      </w:r>
+      <w:proofErr w:type="spellEnd"/>
+      <w:r>
+        <w:rPr>
+          <w:rFonts w:ascii="Arial" w:hAnsi="Arial"/>
+          <w:sz w:val="20"/>
+          <w:szCs w:val="20"/>
+          <w:lang w:val="de-AT" w:eastAsia="de-AT"/>
+        </w:rPr>
+        <w:t xml:space="preserve"> (variable Ansteuerung des Druckmotors) mit aufgesetztem 1er Tool, die Kalibrierfläche bzw. Messklotz anfahren bis der Drucksensor anspricht.</w:t>
       </w:r>
     </w:p>
     <w:p>
@@ -6998,7 +7555,27 @@
           <w:szCs w:val="20"/>
           <w:lang w:val="de-AT" w:eastAsia="de-AT"/>
         </w:rPr>
-        <w:t>Während diesem Vorgang wird die Z-Höhe (Encoderzähler) und Drucksensorspannung jedes Durchgangs in eine Tabelle gespeichert.</w:t>
+        <w:t>Während diesem Vorgang wird die Z-Höhe (</w:t>
+      </w:r>
+      <w:proofErr w:type="spellStart"/>
+      <w:r>
+        <w:rPr>
+          <w:rFonts w:ascii="Arial" w:hAnsi="Arial"/>
+          <w:sz w:val="20"/>
+          <w:szCs w:val="20"/>
+          <w:lang w:val="de-AT" w:eastAsia="de-AT"/>
+        </w:rPr>
+        <w:t>Encoderzähler</w:t>
+      </w:r>
+      <w:proofErr w:type="spellEnd"/>
+      <w:r>
+        <w:rPr>
+          <w:rFonts w:ascii="Arial" w:hAnsi="Arial"/>
+          <w:sz w:val="20"/>
+          <w:szCs w:val="20"/>
+          <w:lang w:val="de-AT" w:eastAsia="de-AT"/>
+        </w:rPr>
+        <w:t>) und Drucksensorspannung jedes Durchgangs in eine Tabelle gespeichert.</w:t>
       </w:r>
     </w:p>
     <w:p>
@@ -7048,7 +7625,51 @@
           <w:szCs w:val="20"/>
           <w:lang w:val="de-AT" w:eastAsia="de-AT"/>
         </w:rPr>
-        <w:t>Abweichung der gemessenen Bestückhöhe xy Schritte/mm</w:t>
+        <w:t xml:space="preserve">Abweichung der gemessenen </w:t>
+      </w:r>
+      <w:proofErr w:type="spellStart"/>
+      <w:r>
+        <w:rPr>
+          <w:rFonts w:ascii="Arial" w:hAnsi="Arial"/>
+          <w:i/>
+          <w:sz w:val="20"/>
+          <w:szCs w:val="20"/>
+          <w:lang w:val="de-AT" w:eastAsia="de-AT"/>
+        </w:rPr>
+        <w:t>Bestückhöhe</w:t>
+      </w:r>
+      <w:proofErr w:type="spellEnd"/>
+      <w:r>
+        <w:rPr>
+          <w:rFonts w:ascii="Arial" w:hAnsi="Arial"/>
+          <w:i/>
+          <w:sz w:val="20"/>
+          <w:szCs w:val="20"/>
+          <w:lang w:val="de-AT" w:eastAsia="de-AT"/>
+        </w:rPr>
+        <w:t xml:space="preserve"> </w:t>
+      </w:r>
+      <w:proofErr w:type="spellStart"/>
+      <w:r>
+        <w:rPr>
+          <w:rFonts w:ascii="Arial" w:hAnsi="Arial"/>
+          <w:i/>
+          <w:sz w:val="20"/>
+          <w:szCs w:val="20"/>
+          <w:lang w:val="de-AT" w:eastAsia="de-AT"/>
+        </w:rPr>
+        <w:t>xy</w:t>
+      </w:r>
+      <w:proofErr w:type="spellEnd"/>
+      <w:r>
+        <w:rPr>
+          <w:rFonts w:ascii="Arial" w:hAnsi="Arial"/>
+          <w:i/>
+          <w:sz w:val="20"/>
+          <w:szCs w:val="20"/>
+          <w:lang w:val="de-AT" w:eastAsia="de-AT"/>
+        </w:rPr>
+        <w:t xml:space="preserve"> Schritte/mm</w:t>
       </w:r>
       <w:r>
         <w:rPr>
@@ -7465,7 +8086,7 @@
 </file>
 
 <file path=word/endnotes.xml><?xml version="1.0" encoding="utf-8"?>
-<w:endnotes xmlns:wpc="http://schemas.microsoft.com/office/word/2010/wordprocessingCanvas" xmlns:cx="http://schemas.microsoft.com/office/drawing/2014/chartex" xmlns:cx1="http://schemas.microsoft.com/office/drawing/2015/9/8/chartex" xmlns:cx2="http://schemas.microsoft.com/office/drawing/2015/10/21/chartex" xmlns:cx3="http://schemas.microsoft.com/office/drawing/2016/5/9/chartex" xmlns:cx4="http://schemas.microsoft.com/office/drawing/2016/5/10/chartex" xmlns:cx5="http://schemas.microsoft.com/office/drawing/2016/5/11/chartex" xmlns:cx6="http://schemas.microsoft.com/office/drawing/2016/5/12/chartex" xmlns:cx7="http://schemas.microsoft.com/office/drawing/2016/5/13/chartex" xmlns:cx8="http://schemas.microsoft.com/office/drawing/2016/5/14/chartex" xmlns:mc="http://schemas.openxmlformats.org/markup-compatibility/2006" xmlns:aink="http://schemas.microsoft.com/office/drawing/2016/ink" xmlns:am3d="http://schemas.microsoft.com/office/drawing/2017/model3d" xmlns:o="urn:schemas-microsoft-com:office:office" xmlns:oel="http://schemas.microsoft.com/office/2019/extlst" xmlns:r="http://schemas.openxmlformats.org/officeDocument/2006/relationships" xmlns:m="http://schemas.openxmlformats.org/officeDocument/2006/math" xmlns:v="urn:schemas-microsoft-com:vml" xmlns:wp14="http://schemas.microsoft.com/office/word/2010/wordprocessingDrawing" xmlns:wp="http://schemas.openxmlformats.org/drawingml/2006/wordprocessingDrawing" xmlns:w10="urn:schemas-microsoft-com:office:word" xmlns:w="http://schemas.openxmlformats.org/wordprocessingml/2006/main" xmlns:w14="http://schemas.microsoft.com/office/word/2010/wordml" xmlns:w15="http://schemas.microsoft.com/office/word/2012/wordml" xmlns:w16cex="http://schemas.microsoft.com/office/word/2018/wordml/cex" xmlns:w16cid="http://schemas.microsoft.com/office/word/2016/wordml/cid" xmlns:w16="http://schemas.microsoft.com/office/word/2018/wordml" xmlns:w16du="http://schemas.microsoft.com/office/word/2023/wordml/word16du" xmlns:w16sdtdh="http://schemas.microsoft.com/office/word/2020/wordml/sdtdatahash" xmlns:w16se="http://schemas.microsoft.com/office/word/2015/wordml/symex" xmlns:wpg="http://schemas.microsoft.com/office/word/2010/wordprocessingGroup" xmlns:wpi="http://schemas.microsoft.com/office/word/2010/wordprocessingInk" xmlns:wne="http://schemas.microsoft.com/office/word/2006/wordml" xmlns:wps="http://schemas.microsoft.com/office/word/2010/wordprocessingShape" mc:Ignorable="w14 w15 w16se w16cid w16 w16cex w16sdtdh w16du wp14">
+<w:endnotes xmlns:wpc="http://schemas.microsoft.com/office/word/2010/wordprocessingCanvas" xmlns:cx="http://schemas.microsoft.com/office/drawing/2014/chartex" xmlns:cx1="http://schemas.microsoft.com/office/drawing/2015/9/8/chartex" xmlns:mc="http://schemas.openxmlformats.org/markup-compatibility/2006" xmlns:o="urn:schemas-microsoft-com:office:office" xmlns:r="http://schemas.openxmlformats.org/officeDocument/2006/relationships" xmlns:m="http://schemas.openxmlformats.org/officeDocument/2006/math" xmlns:v="urn:schemas-microsoft-com:vml" xmlns:wp14="http://schemas.microsoft.com/office/word/2010/wordprocessingDrawing" xmlns:wp="http://schemas.openxmlformats.org/drawingml/2006/wordprocessingDrawing" xmlns:w10="urn:schemas-microsoft-com:office:word" xmlns:w="http://schemas.openxmlformats.org/wordprocessingml/2006/main" xmlns:w14="http://schemas.microsoft.com/office/word/2010/wordml" xmlns:w15="http://schemas.microsoft.com/office/word/2012/wordml" xmlns:w16se="http://schemas.microsoft.com/office/word/2015/wordml/symex" xmlns:wpg="http://schemas.microsoft.com/office/word/2010/wordprocessingGroup" xmlns:wpi="http://schemas.microsoft.com/office/word/2010/wordprocessingInk" xmlns:wne="http://schemas.microsoft.com/office/word/2006/wordml" xmlns:wps="http://schemas.microsoft.com/office/word/2010/wordprocessingShape" mc:Ignorable="w14 w15 w16se wp14">
   <w:endnote w:type="separator" w:id="-1">
     <w:p>
       <w:r>
@@ -7487,7 +8108,7 @@
 </file>
 
 <file path=word/footer1.xml><?xml version="1.0" encoding="utf-8"?>
-<w:ftr xmlns:wpc="http://schemas.microsoft.com/office/word/2010/wordprocessingCanvas" xmlns:cx="http://schemas.microsoft.com/office/drawing/2014/chartex" xmlns:cx1="http://schemas.microsoft.com/office/drawing/2015/9/8/chartex" xmlns:cx2="http://schemas.microsoft.com/office/drawing/2015/10/21/chartex" xmlns:cx3="http://schemas.microsoft.com/office/drawing/2016/5/9/chartex" xmlns:cx4="http://schemas.microsoft.com/office/drawing/2016/5/10/chartex" xmlns:cx5="http://schemas.microsoft.com/office/drawing/2016/5/11/chartex" xmlns:cx6="http://schemas.microsoft.com/office/drawing/2016/5/12/chartex" xmlns:cx7="http://schemas.microsoft.com/office/drawing/2016/5/13/chartex" xmlns:cx8="http://schemas.microsoft.com/office/drawing/2016/5/14/chartex" xmlns:mc="http://schemas.openxmlformats.org/markup-compatibility/2006" xmlns:aink="http://schemas.microsoft.com/office/drawing/2016/ink" xmlns:am3d="http://schemas.microsoft.com/office/drawing/2017/model3d" xmlns:o="urn:schemas-microsoft-com:office:office" xmlns:oel="http://schemas.microsoft.com/office/2019/extlst" xmlns:r="http://schemas.openxmlformats.org/officeDocument/2006/relationships" xmlns:m="http://schemas.openxmlformats.org/officeDocument/2006/math" xmlns:v="urn:schemas-microsoft-com:vml" xmlns:wp14="http://schemas.microsoft.com/office/word/2010/wordprocessingDrawing" xmlns:wp="http://schemas.openxmlformats.org/drawingml/2006/wordprocessingDrawing" xmlns:w10="urn:schemas-microsoft-com:office:word" xmlns:w="http://schemas.openxmlformats.org/wordprocessingml/2006/main" xmlns:w14="http://schemas.microsoft.com/office/word/2010/wordml" xmlns:w15="http://schemas.microsoft.com/office/word/2012/wordml" xmlns:w16cex="http://schemas.microsoft.com/office/word/2018/wordml/cex" xmlns:w16cid="http://schemas.microsoft.com/office/word/2016/wordml/cid" xmlns:w16="http://schemas.microsoft.com/office/word/2018/wordml" xmlns:w16du="http://schemas.microsoft.com/office/word/2023/wordml/word16du" xmlns:w16sdtdh="http://schemas.microsoft.com/office/word/2020/wordml/sdtdatahash" xmlns:w16se="http://schemas.microsoft.com/office/word/2015/wordml/symex" xmlns:wpg="http://schemas.microsoft.com/office/word/2010/wordprocessingGroup" xmlns:wpi="http://schemas.microsoft.com/office/word/2010/wordprocessingInk" xmlns:wne="http://schemas.microsoft.com/office/word/2006/wordml" xmlns:wps="http://schemas.microsoft.com/office/word/2010/wordprocessingShape" mc:Ignorable="w14 w15 w16se w16cid w16 w16cex w16sdtdh w16du wp14">
+<w:ftr xmlns:wpc="http://schemas.microsoft.com/office/word/2010/wordprocessingCanvas" xmlns:cx="http://schemas.microsoft.com/office/drawing/2014/chartex" xmlns:cx1="http://schemas.microsoft.com/office/drawing/2015/9/8/chartex" xmlns:mc="http://schemas.openxmlformats.org/markup-compatibility/2006" xmlns:o="urn:schemas-microsoft-com:office:office" xmlns:r="http://schemas.openxmlformats.org/officeDocument/2006/relationships" xmlns:m="http://schemas.openxmlformats.org/officeDocument/2006/math" xmlns:v="urn:schemas-microsoft-com:vml" xmlns:wp14="http://schemas.microsoft.com/office/word/2010/wordprocessingDrawing" xmlns:wp="http://schemas.openxmlformats.org/drawingml/2006/wordprocessingDrawing" xmlns:w10="urn:schemas-microsoft-com:office:word" xmlns:w="http://schemas.openxmlformats.org/wordprocessingml/2006/main" xmlns:w14="http://schemas.microsoft.com/office/word/2010/wordml" xmlns:w15="http://schemas.microsoft.com/office/word/2012/wordml" xmlns:w16se="http://schemas.microsoft.com/office/word/2015/wordml/symex" xmlns:wpg="http://schemas.microsoft.com/office/word/2010/wordprocessingGroup" xmlns:wpi="http://schemas.microsoft.com/office/word/2010/wordprocessingInk" xmlns:wne="http://schemas.microsoft.com/office/word/2006/wordml" xmlns:wps="http://schemas.microsoft.com/office/word/2010/wordprocessingShape" mc:Ignorable="w14 w15 w16se wp14">
   <w:p>
     <w:pPr>
       <w:pStyle w:val="Kopfzeile"/>
@@ -7757,7 +8378,7 @@
         <w:sz w:val="16"/>
         <w:lang w:val="de-DE"/>
       </w:rPr>
-      <w:t>6</w:t>
+      <w:t>1</w:t>
     </w:r>
     <w:r>
       <w:rPr>
@@ -7772,7 +8393,7 @@
 </file>
 
 <file path=word/footnotes.xml><?xml version="1.0" encoding="utf-8"?>
-<w:footnotes xmlns:wpc="http://schemas.microsoft.com/office/word/2010/wordprocessingCanvas" xmlns:cx="http://schemas.microsoft.com/office/drawing/2014/chartex" xmlns:cx1="http://schemas.microsoft.com/office/drawing/2015/9/8/chartex" xmlns:cx2="http://schemas.microsoft.com/office/drawing/2015/10/21/chartex" xmlns:cx3="http://schemas.microsoft.com/office/drawing/2016/5/9/chartex" xmlns:cx4="http://schemas.microsoft.com/office/drawing/2016/5/10/chartex" xmlns:cx5="http://schemas.microsoft.com/office/drawing/2016/5/11/chartex" xmlns:cx6="http://schemas.microsoft.com/office/drawing/2016/5/12/chartex" xmlns:cx7="http://schemas.microsoft.com/office/drawing/2016/5/13/chartex" xmlns:cx8="http://schemas.microsoft.com/office/drawing/2016/5/14/chartex" xmlns:mc="http://schemas.openxmlformats.org/markup-compatibility/2006" xmlns:aink="http://schemas.microsoft.com/office/drawing/2016/ink" xmlns:am3d="http://schemas.microsoft.com/office/drawing/2017/model3d" xmlns:o="urn:schemas-microsoft-com:office:office" xmlns:oel="http://schemas.microsoft.com/office/2019/extlst" xmlns:r="http://schemas.openxmlformats.org/officeDocument/2006/relationships" xmlns:m="http://schemas.openxmlformats.org/officeDocument/2006/math" xmlns:v="urn:schemas-microsoft-com:vml" xmlns:wp14="http://schemas.microsoft.com/office/word/2010/wordprocessingDrawing" xmlns:wp="http://schemas.openxmlformats.org/drawingml/2006/wordprocessingDrawing" xmlns:w10="urn:schemas-microsoft-com:office:word" xmlns:w="http://schemas.openxmlformats.org/wordprocessingml/2006/main" xmlns:w14="http://schemas.microsoft.com/office/word/2010/wordml" xmlns:w15="http://schemas.microsoft.com/office/word/2012/wordml" xmlns:w16cex="http://schemas.microsoft.com/office/word/2018/wordml/cex" xmlns:w16cid="http://schemas.microsoft.com/office/word/2016/wordml/cid" xmlns:w16="http://schemas.microsoft.com/office/word/2018/wordml" xmlns:w16du="http://schemas.microsoft.com/office/word/2023/wordml/word16du" xmlns:w16sdtdh="http://schemas.microsoft.com/office/word/2020/wordml/sdtdatahash" xmlns:w16se="http://schemas.microsoft.com/office/word/2015/wordml/symex" xmlns:wpg="http://schemas.microsoft.com/office/word/2010/wordprocessingGroup" xmlns:wpi="http://schemas.microsoft.com/office/word/2010/wordprocessingInk" xmlns:wne="http://schemas.microsoft.com/office/word/2006/wordml" xmlns:wps="http://schemas.microsoft.com/office/word/2010/wordprocessingShape" mc:Ignorable="w14 w15 w16se w16cid w16 w16cex w16sdtdh w16du wp14">
+<w:footnotes xmlns:wpc="http://schemas.microsoft.com/office/word/2010/wordprocessingCanvas" xmlns:cx="http://schemas.microsoft.com/office/drawing/2014/chartex" xmlns:cx1="http://schemas.microsoft.com/office/drawing/2015/9/8/chartex" xmlns:mc="http://schemas.openxmlformats.org/markup-compatibility/2006" xmlns:o="urn:schemas-microsoft-com:office:office" xmlns:r="http://schemas.openxmlformats.org/officeDocument/2006/relationships" xmlns:m="http://schemas.openxmlformats.org/officeDocument/2006/math" xmlns:v="urn:schemas-microsoft-com:vml" xmlns:wp14="http://schemas.microsoft.com/office/word/2010/wordprocessingDrawing" xmlns:wp="http://schemas.openxmlformats.org/drawingml/2006/wordprocessingDrawing" xmlns:w10="urn:schemas-microsoft-com:office:word" xmlns:w="http://schemas.openxmlformats.org/wordprocessingml/2006/main" xmlns:w14="http://schemas.microsoft.com/office/word/2010/wordml" xmlns:w15="http://schemas.microsoft.com/office/word/2012/wordml" xmlns:w16se="http://schemas.microsoft.com/office/word/2015/wordml/symex" xmlns:wpg="http://schemas.microsoft.com/office/word/2010/wordprocessingGroup" xmlns:wpi="http://schemas.microsoft.com/office/word/2010/wordprocessingInk" xmlns:wne="http://schemas.microsoft.com/office/word/2006/wordml" xmlns:wps="http://schemas.microsoft.com/office/word/2010/wordprocessingShape" mc:Ignorable="w14 w15 w16se wp14">
   <w:footnote w:type="separator" w:id="-1">
     <w:p>
       <w:r>
@@ -7794,7 +8415,7 @@
 </file>
 
 <file path=word/numbering.xml><?xml version="1.0" encoding="utf-8"?>
-<w:numbering xmlns:wpc="http://schemas.microsoft.com/office/word/2010/wordprocessingCanvas" xmlns:cx="http://schemas.microsoft.com/office/drawing/2014/chartex" xmlns:cx1="http://schemas.microsoft.com/office/drawing/2015/9/8/chartex" xmlns:cx2="http://schemas.microsoft.com/office/drawing/2015/10/21/chartex" xmlns:cx3="http://schemas.microsoft.com/office/drawing/2016/5/9/chartex" xmlns:cx4="http://schemas.microsoft.com/office/drawing/2016/5/10/chartex" xmlns:cx5="http://schemas.microsoft.com/office/drawing/2016/5/11/chartex" xmlns:cx6="http://schemas.microsoft.com/office/drawing/2016/5/12/chartex" xmlns:cx7="http://schemas.microsoft.com/office/drawing/2016/5/13/chartex" xmlns:cx8="http://schemas.microsoft.com/office/drawing/2016/5/14/chartex" xmlns:mc="http://schemas.openxmlformats.org/markup-compatibility/2006" xmlns:aink="http://schemas.microsoft.com/office/drawing/2016/ink" xmlns:am3d="http://schemas.microsoft.com/office/drawing/2017/model3d" xmlns:o="urn:schemas-microsoft-com:office:office" xmlns:oel="http://schemas.microsoft.com/office/2019/extlst" xmlns:r="http://schemas.openxmlformats.org/officeDocument/2006/relationships" xmlns:m="http://schemas.openxmlformats.org/officeDocument/2006/math" xmlns:v="urn:schemas-microsoft-com:vml" xmlns:wp14="http://schemas.microsoft.com/office/word/2010/wordprocessingDrawing" xmlns:wp="http://schemas.openxmlformats.org/drawingml/2006/wordprocessingDrawing" xmlns:w10="urn:schemas-microsoft-com:office:word" xmlns:w="http://schemas.openxmlformats.org/wordprocessingml/2006/main" xmlns:w14="http://schemas.microsoft.com/office/word/2010/wordml" xmlns:w15="http://schemas.microsoft.com/office/word/2012/wordml" xmlns:w16cex="http://schemas.microsoft.com/office/word/2018/wordml/cex" xmlns:w16cid="http://schemas.microsoft.com/office/word/2016/wordml/cid" xmlns:w16="http://schemas.microsoft.com/office/word/2018/wordml" xmlns:w16du="http://schemas.microsoft.com/office/word/2023/wordml/word16du" xmlns:w16sdtdh="http://schemas.microsoft.com/office/word/2020/wordml/sdtdatahash" xmlns:w16se="http://schemas.microsoft.com/office/word/2015/wordml/symex" xmlns:wpg="http://schemas.microsoft.com/office/word/2010/wordprocessingGroup" xmlns:wpi="http://schemas.microsoft.com/office/word/2010/wordprocessingInk" xmlns:wne="http://schemas.microsoft.com/office/word/2006/wordml" xmlns:wps="http://schemas.microsoft.com/office/word/2010/wordprocessingShape" mc:Ignorable="w14 w15 w16se w16cid w16 w16cex w16sdtdh w16du wp14">
+<w:numbering xmlns:wpc="http://schemas.microsoft.com/office/word/2010/wordprocessingCanvas" xmlns:cx="http://schemas.microsoft.com/office/drawing/2014/chartex" xmlns:cx1="http://schemas.microsoft.com/office/drawing/2015/9/8/chartex" xmlns:mc="http://schemas.openxmlformats.org/markup-compatibility/2006" xmlns:o="urn:schemas-microsoft-com:office:office" xmlns:r="http://schemas.openxmlformats.org/officeDocument/2006/relationships" xmlns:m="http://schemas.openxmlformats.org/officeDocument/2006/math" xmlns:v="urn:schemas-microsoft-com:vml" xmlns:wp14="http://schemas.microsoft.com/office/word/2010/wordprocessingDrawing" xmlns:wp="http://schemas.openxmlformats.org/drawingml/2006/wordprocessingDrawing" xmlns:w10="urn:schemas-microsoft-com:office:word" xmlns:w="http://schemas.openxmlformats.org/wordprocessingml/2006/main" xmlns:w14="http://schemas.microsoft.com/office/word/2010/wordml" xmlns:w15="http://schemas.microsoft.com/office/word/2012/wordml" xmlns:w16se="http://schemas.microsoft.com/office/word/2015/wordml/symex" xmlns:wpg="http://schemas.microsoft.com/office/word/2010/wordprocessingGroup" xmlns:wpi="http://schemas.microsoft.com/office/word/2010/wordprocessingInk" xmlns:wne="http://schemas.microsoft.com/office/word/2006/wordml" xmlns:wps="http://schemas.microsoft.com/office/word/2010/wordprocessingShape" mc:Ignorable="w14 w15 w16se wp14">
   <w:abstractNum w:abstractNumId="0" w15:restartNumberingAfterBreak="0">
     <w:nsid w:val="04D50D7B"/>
     <w:multiLevelType w:val="hybridMultilevel"/>
@@ -8979,22 +9600,22 @@
       </w:pPr>
     </w:lvl>
   </w:abstractNum>
-  <w:num w:numId="1" w16cid:durableId="535197336">
+  <w:num w:numId="1">
     <w:abstractNumId w:val="3"/>
   </w:num>
-  <w:num w:numId="2" w16cid:durableId="1986086815">
+  <w:num w:numId="2">
     <w:abstractNumId w:val="10"/>
   </w:num>
-  <w:num w:numId="3" w16cid:durableId="1268656872">
+  <w:num w:numId="3">
     <w:abstractNumId w:val="11"/>
   </w:num>
-  <w:num w:numId="4" w16cid:durableId="641542299">
+  <w:num w:numId="4">
     <w:abstractNumId w:val="6"/>
   </w:num>
-  <w:num w:numId="5" w16cid:durableId="1486513263">
+  <w:num w:numId="5">
     <w:abstractNumId w:val="9"/>
   </w:num>
-  <w:num w:numId="6" w16cid:durableId="150802519">
+  <w:num w:numId="6">
     <w:abstractNumId w:val="7"/>
     <w:lvlOverride w:ilvl="0">
       <w:startOverride w:val="1"/>
@@ -9024,19 +9645,19 @@
       <w:startOverride w:val="1"/>
     </w:lvlOverride>
   </w:num>
-  <w:num w:numId="7" w16cid:durableId="18701127">
+  <w:num w:numId="7">
     <w:abstractNumId w:val="1"/>
   </w:num>
-  <w:num w:numId="8" w16cid:durableId="1357778847">
+  <w:num w:numId="8">
     <w:abstractNumId w:val="7"/>
   </w:num>
-  <w:num w:numId="9" w16cid:durableId="1696997683">
+  <w:num w:numId="9">
     <w:abstractNumId w:val="0"/>
   </w:num>
-  <w:num w:numId="10" w16cid:durableId="775099831">
+  <w:num w:numId="10">
     <w:abstractNumId w:val="2"/>
   </w:num>
-  <w:num w:numId="11" w16cid:durableId="772169724">
+  <w:num w:numId="11">
     <w:abstractNumId w:val="2"/>
     <w:lvlOverride w:ilvl="2">
       <w:lvl w:ilvl="2">
@@ -9046,13 +9667,13 @@
       </w:lvl>
     </w:lvlOverride>
   </w:num>
-  <w:num w:numId="12" w16cid:durableId="246840347">
+  <w:num w:numId="12">
     <w:abstractNumId w:val="5"/>
   </w:num>
-  <w:num w:numId="13" w16cid:durableId="470251098">
+  <w:num w:numId="13">
     <w:abstractNumId w:val="4"/>
   </w:num>
-  <w:num w:numId="14" w16cid:durableId="1863856267">
+  <w:num w:numId="14">
     <w:abstractNumId w:val="8"/>
   </w:num>
   <w:numIdMacAtCleanup w:val="7"/>
@@ -9060,7 +9681,7 @@
 </file>
 
 <file path=word/styles.xml><?xml version="1.0" encoding="utf-8"?>
-<w:styles xmlns:mc="http://schemas.openxmlformats.org/markup-compatibility/2006" xmlns:r="http://schemas.openxmlformats.org/officeDocument/2006/relationships" xmlns:w="http://schemas.openxmlformats.org/wordprocessingml/2006/main" xmlns:w14="http://schemas.microsoft.com/office/word/2010/wordml" xmlns:w15="http://schemas.microsoft.com/office/word/2012/wordml" xmlns:w16cex="http://schemas.microsoft.com/office/word/2018/wordml/cex" xmlns:w16cid="http://schemas.microsoft.com/office/word/2016/wordml/cid" xmlns:w16="http://schemas.microsoft.com/office/word/2018/wordml" xmlns:w16du="http://schemas.microsoft.com/office/word/2023/wordml/word16du" xmlns:w16sdtdh="http://schemas.microsoft.com/office/word/2020/wordml/sdtdatahash" xmlns:w16se="http://schemas.microsoft.com/office/word/2015/wordml/symex" mc:Ignorable="w14 w15 w16se w16cid w16 w16cex w16sdtdh w16du">
+<w:styles xmlns:mc="http://schemas.openxmlformats.org/markup-compatibility/2006" xmlns:r="http://schemas.openxmlformats.org/officeDocument/2006/relationships" xmlns:w="http://schemas.openxmlformats.org/wordprocessingml/2006/main" xmlns:w14="http://schemas.microsoft.com/office/word/2010/wordml" xmlns:w15="http://schemas.microsoft.com/office/word/2012/wordml" xmlns:w16se="http://schemas.microsoft.com/office/word/2015/wordml/symex" mc:Ignorable="w14 w15 w16se">
   <w:docDefaults>
     <w:rPrDefault>
       <w:rPr>
@@ -9070,7 +9691,7 @@
     </w:rPrDefault>
     <w:pPrDefault/>
   </w:docDefaults>
-  <w:latentStyles w:defLockedState="0" w:defUIPriority="0" w:defSemiHidden="0" w:defUnhideWhenUsed="0" w:defQFormat="0" w:count="376">
+  <w:latentStyles w:defLockedState="0" w:defUIPriority="0" w:defSemiHidden="0" w:defUnhideWhenUsed="0" w:defQFormat="0" w:count="371">
     <w:lsdException w:name="Normal" w:qFormat="1"/>
     <w:lsdException w:name="heading 1" w:qFormat="1"/>
     <w:lsdException w:name="heading 2" w:qFormat="1"/>
@@ -9435,11 +10056,6 @@
     <w:lsdException w:name="List Table 5 Dark Accent 6" w:uiPriority="50"/>
     <w:lsdException w:name="List Table 6 Colorful Accent 6" w:uiPriority="51"/>
     <w:lsdException w:name="List Table 7 Colorful Accent 6" w:uiPriority="52"/>
-    <w:lsdException w:name="Mention" w:semiHidden="1" w:uiPriority="99" w:unhideWhenUsed="1"/>
-    <w:lsdException w:name="Smart Hyperlink" w:semiHidden="1" w:uiPriority="99" w:unhideWhenUsed="1"/>
-    <w:lsdException w:name="Hashtag" w:semiHidden="1" w:uiPriority="99" w:unhideWhenUsed="1"/>
-    <w:lsdException w:name="Unresolved Mention" w:semiHidden="1" w:uiPriority="99" w:unhideWhenUsed="1"/>
-    <w:lsdException w:name="Smart Link" w:semiHidden="1" w:uiPriority="99" w:unhideWhenUsed="1"/>
   </w:latentStyles>
   <w:style w:type="paragraph" w:default="1" w:styleId="Standard">
     <w:name w:val="Normal"/>
@@ -10021,15 +10637,6 @@
 </file>
 
 <file path=customXml/item2.xml><?xml version="1.0" encoding="utf-8"?>
-<?mso-contentType ?>
-<FormTemplates xmlns="http://schemas.microsoft.com/sharepoint/v3/contenttype/forms">
-  <Display>DocumentLibraryForm</Display>
-  <Edit>DocumentLibraryForm</Edit>
-  <New>DocumentLibraryForm</New>
-</FormTemplates>
-</file>
-
-<file path=customXml/item3.xml><?xml version="1.0" encoding="utf-8"?>
 <ct:contentTypeSchema xmlns:ct="http://schemas.microsoft.com/office/2006/metadata/contentType" xmlns:ma="http://schemas.microsoft.com/office/2006/metadata/properties/metaAttributes" ct:_="" ma:_="" ma:contentTypeName="Dokument" ma:contentTypeID="0x01010017285FAD80ADD04CAF97D624D9B68148" ma:contentTypeVersion="4" ma:contentTypeDescription="Ein neues Dokument erstellen." ma:contentTypeScope="" ma:versionID="54bf714a2ede9c0c442c96a69d139224">
   <xsd:schema xmlns:xsd="http://www.w3.org/2001/XMLSchema" xmlns:xs="http://www.w3.org/2001/XMLSchema" xmlns:p="http://schemas.microsoft.com/office/2006/metadata/properties" xmlns:ns2="bdaf8fc7-591e-4def-8be1-a9ede9c81957" targetNamespace="http://schemas.microsoft.com/office/2006/metadata/properties" ma:root="true" ma:fieldsID="3d2f56a8e000024e026142b8c083d06b" ns2:_="">
     <xsd:import namespace="bdaf8fc7-591e-4def-8be1-a9ede9c81957"/>
@@ -10173,31 +10780,25 @@
 </ct:contentTypeSchema>
 </file>
 
+<file path=customXml/item3.xml><?xml version="1.0" encoding="utf-8"?>
+<?mso-contentType ?>
+<FormTemplates xmlns="http://schemas.microsoft.com/sharepoint/v3/contenttype/forms">
+  <Display>DocumentLibraryForm</Display>
+  <Edit>DocumentLibraryForm</Edit>
+  <New>DocumentLibraryForm</New>
+</FormTemplates>
+</file>
+
 <file path=customXml/itemProps1.xml><?xml version="1.0" encoding="utf-8"?>
 <ds:datastoreItem xmlns:ds="http://schemas.openxmlformats.org/officeDocument/2006/customXml" ds:itemID="{535A76B8-8971-4627-87CF-B2B76C5FB63C}">
   <ds:schemaRefs>
-    <ds:schemaRef ds:uri="http://www.w3.org/XML/1998/namespace"/>
-    <ds:schemaRef ds:uri="http://purl.org/dc/dcmitype/"/>
-    <ds:schemaRef ds:uri="http://purl.org/dc/terms/"/>
     <ds:schemaRef ds:uri="http://schemas.microsoft.com/office/2006/metadata/properties"/>
-    <ds:schemaRef ds:uri="http://purl.org/dc/elements/1.1/"/>
-    <ds:schemaRef ds:uri="http://schemas.microsoft.com/office/2006/documentManagement/types"/>
     <ds:schemaRef ds:uri="http://schemas.microsoft.com/office/infopath/2007/PartnerControls"/>
-    <ds:schemaRef ds:uri="http://schemas.openxmlformats.org/package/2006/metadata/core-properties"/>
-    <ds:schemaRef ds:uri="bdaf8fc7-591e-4def-8be1-a9ede9c81957"/>
   </ds:schemaRefs>
 </ds:datastoreItem>
 </file>
 
 <file path=customXml/itemProps2.xml><?xml version="1.0" encoding="utf-8"?>
-<ds:datastoreItem xmlns:ds="http://schemas.openxmlformats.org/officeDocument/2006/customXml" ds:itemID="{3DE72969-92FF-400F-B8D0-48248FA7140A}">
-  <ds:schemaRefs>
-    <ds:schemaRef ds:uri="http://schemas.microsoft.com/sharepoint/v3/contenttype/forms"/>
-  </ds:schemaRefs>
-</ds:datastoreItem>
-</file>
-
-<file path=customXml/itemProps3.xml><?xml version="1.0" encoding="utf-8"?>
 <ds:datastoreItem xmlns:ds="http://schemas.openxmlformats.org/officeDocument/2006/customXml" ds:itemID="{B4462A4F-A118-4CB6-B896-E7405F7560FC}">
   <ds:schemaRefs>
     <ds:schemaRef ds:uri="http://schemas.microsoft.com/office/2006/metadata/contentType"/>
@@ -10213,4 +10814,12 @@
     <ds:schemaRef ds:uri="http://schemas.microsoft.com/internal/obd"/>
   </ds:schemaRefs>
 </ds:datastoreItem>
+</file>
+
+<file path=customXml/itemProps3.xml><?xml version="1.0" encoding="utf-8"?>
+<ds:datastoreItem xmlns:ds="http://schemas.openxmlformats.org/officeDocument/2006/customXml" ds:itemID="{3DE72969-92FF-400F-B8D0-48248FA7140A}">
+  <ds:schemaRefs>
+    <ds:schemaRef ds:uri="http://schemas.microsoft.com/sharepoint/v3/contenttype/forms"/>
+  </ds:schemaRefs>
+</ds:datastoreItem>
 </file>